--- a/5 semester/DB/lab 1/Лабораторная работа 1, Бражалович.docx
+++ b/5 semester/DB/lab 1/Лабораторная работа 1, Бражалович.docx
@@ -349,6 +349,3027 @@
         </w:rPr>
         <w:t>5</w:t>
       </w:r>
+    </w:p>
+    <w:p>
+      <w:pPr>
+        <w:spacing w:before="100" w:beforeAutospacing="1" w:after="100" w:afterAutospacing="1" w:line="240" w:lineRule="auto"/>
+        <w:outlineLvl w:val="1"/>
+        <w:rPr>
+          <w:rFonts w:ascii="Times New Roman" w:eastAsia="Times New Roman" w:hAnsi="Times New Roman" w:cs="Times New Roman"/>
+          <w:b/>
+          <w:bCs/>
+          <w:sz w:val="28"/>
+          <w:szCs w:val="28"/>
+          <w:lang w:eastAsia="ru-RU"/>
+        </w:rPr>
+      </w:pPr>
+      <w:r>
+        <w:rPr>
+          <w:rFonts w:ascii="Times New Roman" w:eastAsia="Times New Roman" w:hAnsi="Times New Roman" w:cs="Times New Roman"/>
+          <w:b/>
+          <w:bCs/>
+          <w:sz w:val="28"/>
+          <w:szCs w:val="28"/>
+          <w:lang w:eastAsia="ru-RU"/>
+        </w:rPr>
+        <w:lastRenderedPageBreak/>
+        <w:t xml:space="preserve">1. Недостатки на инфологической и </w:t>
+      </w:r>
+      <w:proofErr w:type="spellStart"/>
+      <w:r>
+        <w:rPr>
+          <w:rFonts w:ascii="Times New Roman" w:eastAsia="Times New Roman" w:hAnsi="Times New Roman" w:cs="Times New Roman"/>
+          <w:b/>
+          <w:bCs/>
+          <w:sz w:val="28"/>
+          <w:szCs w:val="28"/>
+          <w:lang w:eastAsia="ru-RU"/>
+        </w:rPr>
+        <w:t>даталогической</w:t>
+      </w:r>
+      <w:proofErr w:type="spellEnd"/>
+      <w:r>
+        <w:rPr>
+          <w:rFonts w:ascii="Times New Roman" w:eastAsia="Times New Roman" w:hAnsi="Times New Roman" w:cs="Times New Roman"/>
+          <w:b/>
+          <w:bCs/>
+          <w:sz w:val="28"/>
+          <w:szCs w:val="28"/>
+          <w:lang w:eastAsia="ru-RU"/>
+        </w:rPr>
+        <w:t xml:space="preserve"> моделях</w:t>
+      </w:r>
+    </w:p>
+    <w:p>
+      <w:pPr>
+        <w:numPr>
+          <w:ilvl w:val="0"/>
+          <w:numId w:val="3"/>
+        </w:numPr>
+        <w:spacing w:before="100" w:beforeAutospacing="1" w:after="100" w:afterAutospacing="1" w:line="240" w:lineRule="auto"/>
+        <w:rPr>
+          <w:rFonts w:ascii="Times New Roman" w:eastAsia="Times New Roman" w:hAnsi="Times New Roman" w:cs="Times New Roman"/>
+          <w:sz w:val="28"/>
+          <w:szCs w:val="28"/>
+          <w:lang w:eastAsia="ru-RU"/>
+        </w:rPr>
+      </w:pPr>
+      <w:r>
+        <w:rPr>
+          <w:rFonts w:ascii="Times New Roman" w:eastAsia="Times New Roman" w:hAnsi="Times New Roman" w:cs="Times New Roman"/>
+          <w:b/>
+          <w:bCs/>
+          <w:sz w:val="28"/>
+          <w:szCs w:val="28"/>
+          <w:lang w:eastAsia="ru-RU"/>
+        </w:rPr>
+        <w:t>Нарушение связей</w:t>
+      </w:r>
+      <w:r>
+        <w:rPr>
+          <w:rFonts w:ascii="Times New Roman" w:eastAsia="Times New Roman" w:hAnsi="Times New Roman" w:cs="Times New Roman"/>
+          <w:sz w:val="28"/>
+          <w:szCs w:val="28"/>
+          <w:lang w:eastAsia="ru-RU"/>
+        </w:rPr>
+        <w:t xml:space="preserve">: </w:t>
+      </w:r>
+    </w:p>
+    <w:p>
+      <w:pPr>
+        <w:numPr>
+          <w:ilvl w:val="1"/>
+          <w:numId w:val="3"/>
+        </w:numPr>
+        <w:spacing w:before="100" w:beforeAutospacing="1" w:after="100" w:afterAutospacing="1" w:line="240" w:lineRule="auto"/>
+        <w:rPr>
+          <w:rFonts w:ascii="Times New Roman" w:eastAsia="Times New Roman" w:hAnsi="Times New Roman" w:cs="Times New Roman"/>
+          <w:sz w:val="28"/>
+          <w:szCs w:val="28"/>
+          <w:lang w:eastAsia="ru-RU"/>
+        </w:rPr>
+      </w:pPr>
+      <w:proofErr w:type="spellStart"/>
+      <w:r>
+        <w:rPr>
+          <w:rFonts w:ascii="Times New Roman" w:eastAsia="Times New Roman" w:hAnsi="Times New Roman" w:cs="Times New Roman"/>
+          <w:sz w:val="28"/>
+          <w:szCs w:val="28"/>
+          <w:lang w:eastAsia="ru-RU"/>
+        </w:rPr>
+        <w:t>status</w:t>
+      </w:r>
+      <w:proofErr w:type="spellEnd"/>
+      <w:r>
+        <w:rPr>
+          <w:rFonts w:ascii="Times New Roman" w:eastAsia="Times New Roman" w:hAnsi="Times New Roman" w:cs="Times New Roman"/>
+          <w:sz w:val="28"/>
+          <w:szCs w:val="28"/>
+          <w:lang w:eastAsia="ru-RU"/>
+        </w:rPr>
+        <w:t xml:space="preserve"> ссылается на </w:t>
+      </w:r>
+      <w:proofErr w:type="spellStart"/>
+      <w:r>
+        <w:rPr>
+          <w:rFonts w:ascii="Times New Roman" w:eastAsia="Times New Roman" w:hAnsi="Times New Roman" w:cs="Times New Roman"/>
+          <w:sz w:val="28"/>
+          <w:szCs w:val="28"/>
+          <w:lang w:eastAsia="ru-RU"/>
+        </w:rPr>
+        <w:t>accounts</w:t>
+      </w:r>
+      <w:proofErr w:type="spellEnd"/>
+      <w:r>
+        <w:rPr>
+          <w:rFonts w:ascii="Times New Roman" w:eastAsia="Times New Roman" w:hAnsi="Times New Roman" w:cs="Times New Roman"/>
+          <w:sz w:val="28"/>
+          <w:szCs w:val="28"/>
+          <w:lang w:eastAsia="ru-RU"/>
+        </w:rPr>
+        <w:t>(</w:t>
+      </w:r>
+      <w:proofErr w:type="spellStart"/>
+      <w:r>
+        <w:rPr>
+          <w:rFonts w:ascii="Times New Roman" w:eastAsia="Times New Roman" w:hAnsi="Times New Roman" w:cs="Times New Roman"/>
+          <w:sz w:val="28"/>
+          <w:szCs w:val="28"/>
+          <w:lang w:eastAsia="ru-RU"/>
+        </w:rPr>
+        <w:t>status_id</w:t>
+      </w:r>
+      <w:proofErr w:type="spellEnd"/>
+      <w:r>
+        <w:rPr>
+          <w:rFonts w:ascii="Times New Roman" w:eastAsia="Times New Roman" w:hAnsi="Times New Roman" w:cs="Times New Roman"/>
+          <w:sz w:val="28"/>
+          <w:szCs w:val="28"/>
+          <w:lang w:eastAsia="ru-RU"/>
+        </w:rPr>
+        <w:t xml:space="preserve">) — это обратная зависимость (обычно наоборот: </w:t>
+      </w:r>
+      <w:proofErr w:type="spellStart"/>
+      <w:r>
+        <w:rPr>
+          <w:rFonts w:ascii="Times New Roman" w:eastAsia="Times New Roman" w:hAnsi="Times New Roman" w:cs="Times New Roman"/>
+          <w:sz w:val="28"/>
+          <w:szCs w:val="28"/>
+          <w:lang w:eastAsia="ru-RU"/>
+        </w:rPr>
+        <w:t>accounts</w:t>
+      </w:r>
+      <w:proofErr w:type="spellEnd"/>
+      <w:r>
+        <w:rPr>
+          <w:rFonts w:ascii="Times New Roman" w:eastAsia="Times New Roman" w:hAnsi="Times New Roman" w:cs="Times New Roman"/>
+          <w:sz w:val="28"/>
+          <w:szCs w:val="28"/>
+          <w:lang w:eastAsia="ru-RU"/>
+        </w:rPr>
+        <w:t xml:space="preserve"> → </w:t>
+      </w:r>
+      <w:proofErr w:type="spellStart"/>
+      <w:r>
+        <w:rPr>
+          <w:rFonts w:ascii="Times New Roman" w:eastAsia="Times New Roman" w:hAnsi="Times New Roman" w:cs="Times New Roman"/>
+          <w:sz w:val="28"/>
+          <w:szCs w:val="28"/>
+          <w:lang w:eastAsia="ru-RU"/>
+        </w:rPr>
+        <w:t>status</w:t>
+      </w:r>
+      <w:proofErr w:type="spellEnd"/>
+      <w:r>
+        <w:rPr>
+          <w:rFonts w:ascii="Times New Roman" w:eastAsia="Times New Roman" w:hAnsi="Times New Roman" w:cs="Times New Roman"/>
+          <w:sz w:val="28"/>
+          <w:szCs w:val="28"/>
+          <w:lang w:eastAsia="ru-RU"/>
+        </w:rPr>
+        <w:t>).</w:t>
+      </w:r>
+    </w:p>
+    <w:p>
+      <w:pPr>
+        <w:numPr>
+          <w:ilvl w:val="1"/>
+          <w:numId w:val="3"/>
+        </w:numPr>
+        <w:spacing w:before="100" w:beforeAutospacing="1" w:after="100" w:afterAutospacing="1" w:line="240" w:lineRule="auto"/>
+        <w:rPr>
+          <w:rFonts w:ascii="Times New Roman" w:eastAsia="Times New Roman" w:hAnsi="Times New Roman" w:cs="Times New Roman"/>
+          <w:sz w:val="28"/>
+          <w:szCs w:val="28"/>
+          <w:lang w:eastAsia="ru-RU"/>
+        </w:rPr>
+      </w:pPr>
+      <w:proofErr w:type="spellStart"/>
+      <w:r>
+        <w:rPr>
+          <w:rFonts w:ascii="Times New Roman" w:eastAsia="Times New Roman" w:hAnsi="Times New Roman" w:cs="Times New Roman"/>
+          <w:sz w:val="28"/>
+          <w:szCs w:val="28"/>
+          <w:lang w:eastAsia="ru-RU"/>
+        </w:rPr>
+        <w:t>office</w:t>
+      </w:r>
+      <w:proofErr w:type="spellEnd"/>
+      <w:r>
+        <w:rPr>
+          <w:rFonts w:ascii="Times New Roman" w:eastAsia="Times New Roman" w:hAnsi="Times New Roman" w:cs="Times New Roman"/>
+          <w:sz w:val="28"/>
+          <w:szCs w:val="28"/>
+          <w:lang w:eastAsia="ru-RU"/>
+        </w:rPr>
+        <w:t xml:space="preserve"> ссылается на </w:t>
+      </w:r>
+      <w:proofErr w:type="spellStart"/>
+      <w:r>
+        <w:rPr>
+          <w:rFonts w:ascii="Times New Roman" w:eastAsia="Times New Roman" w:hAnsi="Times New Roman" w:cs="Times New Roman"/>
+          <w:sz w:val="28"/>
+          <w:szCs w:val="28"/>
+          <w:lang w:eastAsia="ru-RU"/>
+        </w:rPr>
+        <w:t>accounts</w:t>
+      </w:r>
+      <w:proofErr w:type="spellEnd"/>
+      <w:r>
+        <w:rPr>
+          <w:rFonts w:ascii="Times New Roman" w:eastAsia="Times New Roman" w:hAnsi="Times New Roman" w:cs="Times New Roman"/>
+          <w:sz w:val="28"/>
+          <w:szCs w:val="28"/>
+          <w:lang w:eastAsia="ru-RU"/>
+        </w:rPr>
+        <w:t>(</w:t>
+      </w:r>
+      <w:proofErr w:type="spellStart"/>
+      <w:r>
+        <w:rPr>
+          <w:rFonts w:ascii="Times New Roman" w:eastAsia="Times New Roman" w:hAnsi="Times New Roman" w:cs="Times New Roman"/>
+          <w:sz w:val="28"/>
+          <w:szCs w:val="28"/>
+          <w:lang w:eastAsia="ru-RU"/>
+        </w:rPr>
+        <w:t>office_id</w:t>
+      </w:r>
+      <w:proofErr w:type="spellEnd"/>
+      <w:r>
+        <w:rPr>
+          <w:rFonts w:ascii="Times New Roman" w:eastAsia="Times New Roman" w:hAnsi="Times New Roman" w:cs="Times New Roman"/>
+          <w:sz w:val="28"/>
+          <w:szCs w:val="28"/>
+          <w:lang w:eastAsia="ru-RU"/>
+        </w:rPr>
+        <w:t>) — тоже нелогично, должно быть наоборот.</w:t>
+      </w:r>
+    </w:p>
+    <w:p>
+      <w:pPr>
+        <w:numPr>
+          <w:ilvl w:val="1"/>
+          <w:numId w:val="3"/>
+        </w:numPr>
+        <w:spacing w:before="100" w:beforeAutospacing="1" w:after="100" w:afterAutospacing="1" w:line="240" w:lineRule="auto"/>
+        <w:rPr>
+          <w:rFonts w:ascii="Times New Roman" w:eastAsia="Times New Roman" w:hAnsi="Times New Roman" w:cs="Times New Roman"/>
+          <w:sz w:val="28"/>
+          <w:szCs w:val="28"/>
+          <w:lang w:val="en-US" w:eastAsia="ru-RU"/>
+        </w:rPr>
+      </w:pPr>
+      <w:proofErr w:type="spellStart"/>
+      <w:r>
+        <w:rPr>
+          <w:rFonts w:ascii="Times New Roman" w:eastAsia="Times New Roman" w:hAnsi="Times New Roman" w:cs="Times New Roman"/>
+          <w:sz w:val="28"/>
+          <w:szCs w:val="28"/>
+          <w:lang w:val="en-US" w:eastAsia="ru-RU"/>
+        </w:rPr>
+        <w:t>transaction_period</w:t>
+      </w:r>
+      <w:proofErr w:type="spellEnd"/>
+      <w:r>
+        <w:rPr>
+          <w:rFonts w:ascii="Times New Roman" w:eastAsia="Times New Roman" w:hAnsi="Times New Roman" w:cs="Times New Roman"/>
+          <w:sz w:val="28"/>
+          <w:szCs w:val="28"/>
+          <w:lang w:val="en-US" w:eastAsia="ru-RU"/>
+        </w:rPr>
+        <w:t xml:space="preserve"> </w:t>
+      </w:r>
+      <w:r>
+        <w:rPr>
+          <w:rFonts w:ascii="Times New Roman" w:eastAsia="Times New Roman" w:hAnsi="Times New Roman" w:cs="Times New Roman"/>
+          <w:sz w:val="28"/>
+          <w:szCs w:val="28"/>
+          <w:lang w:eastAsia="ru-RU"/>
+        </w:rPr>
+        <w:t>ссылается</w:t>
+      </w:r>
+      <w:r>
+        <w:rPr>
+          <w:rFonts w:ascii="Times New Roman" w:eastAsia="Times New Roman" w:hAnsi="Times New Roman" w:cs="Times New Roman"/>
+          <w:sz w:val="28"/>
+          <w:szCs w:val="28"/>
+          <w:lang w:val="en-US" w:eastAsia="ru-RU"/>
+        </w:rPr>
+        <w:t xml:space="preserve"> </w:t>
+      </w:r>
+      <w:r>
+        <w:rPr>
+          <w:rFonts w:ascii="Times New Roman" w:eastAsia="Times New Roman" w:hAnsi="Times New Roman" w:cs="Times New Roman"/>
+          <w:sz w:val="28"/>
+          <w:szCs w:val="28"/>
+          <w:lang w:eastAsia="ru-RU"/>
+        </w:rPr>
+        <w:t>на</w:t>
+      </w:r>
+      <w:r>
+        <w:rPr>
+          <w:rFonts w:ascii="Times New Roman" w:eastAsia="Times New Roman" w:hAnsi="Times New Roman" w:cs="Times New Roman"/>
+          <w:sz w:val="28"/>
+          <w:szCs w:val="28"/>
+          <w:lang w:val="en-US" w:eastAsia="ru-RU"/>
+        </w:rPr>
+        <w:t xml:space="preserve"> </w:t>
+      </w:r>
+      <w:proofErr w:type="spellStart"/>
+      <w:r>
+        <w:rPr>
+          <w:rFonts w:ascii="Times New Roman" w:eastAsia="Times New Roman" w:hAnsi="Times New Roman" w:cs="Times New Roman"/>
+          <w:sz w:val="28"/>
+          <w:szCs w:val="28"/>
+          <w:lang w:val="en-US" w:eastAsia="ru-RU"/>
+        </w:rPr>
+        <w:t>account_period_summary</w:t>
+      </w:r>
+      <w:proofErr w:type="spellEnd"/>
+      <w:r>
+        <w:rPr>
+          <w:rFonts w:ascii="Times New Roman" w:eastAsia="Times New Roman" w:hAnsi="Times New Roman" w:cs="Times New Roman"/>
+          <w:sz w:val="28"/>
+          <w:szCs w:val="28"/>
+          <w:lang w:val="en-US" w:eastAsia="ru-RU"/>
+        </w:rPr>
+        <w:t>(</w:t>
+      </w:r>
+      <w:proofErr w:type="spellStart"/>
+      <w:r>
+        <w:rPr>
+          <w:rFonts w:ascii="Times New Roman" w:eastAsia="Times New Roman" w:hAnsi="Times New Roman" w:cs="Times New Roman"/>
+          <w:sz w:val="28"/>
+          <w:szCs w:val="28"/>
+          <w:lang w:val="en-US" w:eastAsia="ru-RU"/>
+        </w:rPr>
+        <w:t>tm_period_id</w:t>
+      </w:r>
+      <w:proofErr w:type="spellEnd"/>
+      <w:r>
+        <w:rPr>
+          <w:rFonts w:ascii="Times New Roman" w:eastAsia="Times New Roman" w:hAnsi="Times New Roman" w:cs="Times New Roman"/>
+          <w:sz w:val="28"/>
+          <w:szCs w:val="28"/>
+          <w:lang w:val="en-US" w:eastAsia="ru-RU"/>
+        </w:rPr>
+        <w:t xml:space="preserve">) — </w:t>
+      </w:r>
+      <w:r>
+        <w:rPr>
+          <w:rFonts w:ascii="Times New Roman" w:eastAsia="Times New Roman" w:hAnsi="Times New Roman" w:cs="Times New Roman"/>
+          <w:sz w:val="28"/>
+          <w:szCs w:val="28"/>
+          <w:lang w:eastAsia="ru-RU"/>
+        </w:rPr>
+        <w:t>но</w:t>
+      </w:r>
+      <w:r>
+        <w:rPr>
+          <w:rFonts w:ascii="Times New Roman" w:eastAsia="Times New Roman" w:hAnsi="Times New Roman" w:cs="Times New Roman"/>
+          <w:sz w:val="28"/>
+          <w:szCs w:val="28"/>
+          <w:lang w:val="en-US" w:eastAsia="ru-RU"/>
+        </w:rPr>
+        <w:t xml:space="preserve"> </w:t>
+      </w:r>
+      <w:proofErr w:type="spellStart"/>
+      <w:r>
+        <w:rPr>
+          <w:rFonts w:ascii="Times New Roman" w:eastAsia="Times New Roman" w:hAnsi="Times New Roman" w:cs="Times New Roman"/>
+          <w:sz w:val="28"/>
+          <w:szCs w:val="28"/>
+          <w:lang w:val="en-US" w:eastAsia="ru-RU"/>
+        </w:rPr>
+        <w:t>tm_period_id</w:t>
+      </w:r>
+      <w:proofErr w:type="spellEnd"/>
+      <w:r>
+        <w:rPr>
+          <w:rFonts w:ascii="Times New Roman" w:eastAsia="Times New Roman" w:hAnsi="Times New Roman" w:cs="Times New Roman"/>
+          <w:sz w:val="28"/>
+          <w:szCs w:val="28"/>
+          <w:lang w:val="en-US" w:eastAsia="ru-RU"/>
+        </w:rPr>
+        <w:t xml:space="preserve"> </w:t>
+      </w:r>
+      <w:r>
+        <w:rPr>
+          <w:rFonts w:ascii="Times New Roman" w:eastAsia="Times New Roman" w:hAnsi="Times New Roman" w:cs="Times New Roman"/>
+          <w:sz w:val="28"/>
+          <w:szCs w:val="28"/>
+          <w:lang w:eastAsia="ru-RU"/>
+        </w:rPr>
+        <w:t>не</w:t>
+      </w:r>
+      <w:r>
+        <w:rPr>
+          <w:rFonts w:ascii="Times New Roman" w:eastAsia="Times New Roman" w:hAnsi="Times New Roman" w:cs="Times New Roman"/>
+          <w:sz w:val="28"/>
+          <w:szCs w:val="28"/>
+          <w:lang w:val="en-US" w:eastAsia="ru-RU"/>
+        </w:rPr>
+        <w:t xml:space="preserve"> </w:t>
+      </w:r>
+      <w:r>
+        <w:rPr>
+          <w:rFonts w:ascii="Times New Roman" w:eastAsia="Times New Roman" w:hAnsi="Times New Roman" w:cs="Times New Roman"/>
+          <w:sz w:val="28"/>
+          <w:szCs w:val="28"/>
+          <w:lang w:eastAsia="ru-RU"/>
+        </w:rPr>
+        <w:t>является</w:t>
+      </w:r>
+      <w:r>
+        <w:rPr>
+          <w:rFonts w:ascii="Times New Roman" w:eastAsia="Times New Roman" w:hAnsi="Times New Roman" w:cs="Times New Roman"/>
+          <w:sz w:val="28"/>
+          <w:szCs w:val="28"/>
+          <w:lang w:val="en-US" w:eastAsia="ru-RU"/>
+        </w:rPr>
+        <w:t xml:space="preserve"> PK.</w:t>
+      </w:r>
+    </w:p>
+    <w:p>
+      <w:pPr>
+        <w:numPr>
+          <w:ilvl w:val="0"/>
+          <w:numId w:val="3"/>
+        </w:numPr>
+        <w:spacing w:before="100" w:beforeAutospacing="1" w:after="100" w:afterAutospacing="1" w:line="240" w:lineRule="auto"/>
+        <w:rPr>
+          <w:rFonts w:ascii="Times New Roman" w:eastAsia="Times New Roman" w:hAnsi="Times New Roman" w:cs="Times New Roman"/>
+          <w:sz w:val="28"/>
+          <w:szCs w:val="28"/>
+          <w:lang w:eastAsia="ru-RU"/>
+        </w:rPr>
+      </w:pPr>
+      <w:r>
+        <w:rPr>
+          <w:rFonts w:ascii="Times New Roman" w:eastAsia="Times New Roman" w:hAnsi="Times New Roman" w:cs="Times New Roman"/>
+          <w:b/>
+          <w:bCs/>
+          <w:sz w:val="28"/>
+          <w:szCs w:val="28"/>
+          <w:lang w:eastAsia="ru-RU"/>
+        </w:rPr>
+        <w:t>Составные первичные ключи</w:t>
+      </w:r>
+      <w:r>
+        <w:rPr>
+          <w:rFonts w:ascii="Times New Roman" w:eastAsia="Times New Roman" w:hAnsi="Times New Roman" w:cs="Times New Roman"/>
+          <w:sz w:val="28"/>
+          <w:szCs w:val="28"/>
+          <w:lang w:eastAsia="ru-RU"/>
+        </w:rPr>
+        <w:t xml:space="preserve">: </w:t>
+      </w:r>
+    </w:p>
+    <w:p>
+      <w:pPr>
+        <w:numPr>
+          <w:ilvl w:val="1"/>
+          <w:numId w:val="3"/>
+        </w:numPr>
+        <w:spacing w:before="100" w:beforeAutospacing="1" w:after="100" w:afterAutospacing="1" w:line="240" w:lineRule="auto"/>
+        <w:rPr>
+          <w:rFonts w:ascii="Times New Roman" w:eastAsia="Times New Roman" w:hAnsi="Times New Roman" w:cs="Times New Roman"/>
+          <w:sz w:val="28"/>
+          <w:szCs w:val="28"/>
+          <w:lang w:val="en-US" w:eastAsia="ru-RU"/>
+        </w:rPr>
+      </w:pPr>
+      <w:r>
+        <w:rPr>
+          <w:rFonts w:ascii="Times New Roman" w:eastAsia="Times New Roman" w:hAnsi="Times New Roman" w:cs="Times New Roman"/>
+          <w:sz w:val="28"/>
+          <w:szCs w:val="28"/>
+          <w:lang w:eastAsia="ru-RU"/>
+        </w:rPr>
+        <w:t>В</w:t>
+      </w:r>
+      <w:r>
+        <w:rPr>
+          <w:rFonts w:ascii="Times New Roman" w:eastAsia="Times New Roman" w:hAnsi="Times New Roman" w:cs="Times New Roman"/>
+          <w:sz w:val="28"/>
+          <w:szCs w:val="28"/>
+          <w:lang w:val="en-US" w:eastAsia="ru-RU"/>
+        </w:rPr>
+        <w:t xml:space="preserve"> accounts PK = (</w:t>
+      </w:r>
+      <w:proofErr w:type="spellStart"/>
+      <w:r>
+        <w:rPr>
+          <w:rFonts w:ascii="Times New Roman" w:eastAsia="Times New Roman" w:hAnsi="Times New Roman" w:cs="Times New Roman"/>
+          <w:sz w:val="28"/>
+          <w:szCs w:val="28"/>
+          <w:lang w:val="en-US" w:eastAsia="ru-RU"/>
+        </w:rPr>
+        <w:t>account_id</w:t>
+      </w:r>
+      <w:proofErr w:type="spellEnd"/>
+      <w:r>
+        <w:rPr>
+          <w:rFonts w:ascii="Times New Roman" w:eastAsia="Times New Roman" w:hAnsi="Times New Roman" w:cs="Times New Roman"/>
+          <w:sz w:val="28"/>
+          <w:szCs w:val="28"/>
+          <w:lang w:val="en-US" w:eastAsia="ru-RU"/>
+        </w:rPr>
+        <w:t xml:space="preserve">, </w:t>
+      </w:r>
+      <w:proofErr w:type="spellStart"/>
+      <w:r>
+        <w:rPr>
+          <w:rFonts w:ascii="Times New Roman" w:eastAsia="Times New Roman" w:hAnsi="Times New Roman" w:cs="Times New Roman"/>
+          <w:sz w:val="28"/>
+          <w:szCs w:val="28"/>
+          <w:lang w:val="en-US" w:eastAsia="ru-RU"/>
+        </w:rPr>
+        <w:t>status_id</w:t>
+      </w:r>
+      <w:proofErr w:type="spellEnd"/>
+      <w:r>
+        <w:rPr>
+          <w:rFonts w:ascii="Times New Roman" w:eastAsia="Times New Roman" w:hAnsi="Times New Roman" w:cs="Times New Roman"/>
+          <w:sz w:val="28"/>
+          <w:szCs w:val="28"/>
+          <w:lang w:val="en-US" w:eastAsia="ru-RU"/>
+        </w:rPr>
+        <w:t xml:space="preserve">, </w:t>
+      </w:r>
+      <w:proofErr w:type="spellStart"/>
+      <w:r>
+        <w:rPr>
+          <w:rFonts w:ascii="Times New Roman" w:eastAsia="Times New Roman" w:hAnsi="Times New Roman" w:cs="Times New Roman"/>
+          <w:sz w:val="28"/>
+          <w:szCs w:val="28"/>
+          <w:lang w:val="en-US" w:eastAsia="ru-RU"/>
+        </w:rPr>
+        <w:t>office_id</w:t>
+      </w:r>
+      <w:proofErr w:type="spellEnd"/>
+      <w:r>
+        <w:rPr>
+          <w:rFonts w:ascii="Times New Roman" w:eastAsia="Times New Roman" w:hAnsi="Times New Roman" w:cs="Times New Roman"/>
+          <w:sz w:val="28"/>
+          <w:szCs w:val="28"/>
+          <w:lang w:val="en-US" w:eastAsia="ru-RU"/>
+        </w:rPr>
+        <w:t xml:space="preserve">) — </w:t>
+      </w:r>
+      <w:r>
+        <w:rPr>
+          <w:rFonts w:ascii="Times New Roman" w:eastAsia="Times New Roman" w:hAnsi="Times New Roman" w:cs="Times New Roman"/>
+          <w:sz w:val="28"/>
+          <w:szCs w:val="28"/>
+          <w:lang w:eastAsia="ru-RU"/>
+        </w:rPr>
+        <w:t>избыточно</w:t>
+      </w:r>
+      <w:r>
+        <w:rPr>
+          <w:rFonts w:ascii="Times New Roman" w:eastAsia="Times New Roman" w:hAnsi="Times New Roman" w:cs="Times New Roman"/>
+          <w:sz w:val="28"/>
+          <w:szCs w:val="28"/>
+          <w:lang w:val="en-US" w:eastAsia="ru-RU"/>
+        </w:rPr>
+        <w:t xml:space="preserve">, </w:t>
+      </w:r>
+      <w:r>
+        <w:rPr>
+          <w:rFonts w:ascii="Times New Roman" w:eastAsia="Times New Roman" w:hAnsi="Times New Roman" w:cs="Times New Roman"/>
+          <w:sz w:val="28"/>
+          <w:szCs w:val="28"/>
+          <w:lang w:eastAsia="ru-RU"/>
+        </w:rPr>
+        <w:t>достаточно</w:t>
+      </w:r>
+      <w:r>
+        <w:rPr>
+          <w:rFonts w:ascii="Times New Roman" w:eastAsia="Times New Roman" w:hAnsi="Times New Roman" w:cs="Times New Roman"/>
+          <w:sz w:val="28"/>
+          <w:szCs w:val="28"/>
+          <w:lang w:val="en-US" w:eastAsia="ru-RU"/>
+        </w:rPr>
+        <w:t xml:space="preserve"> </w:t>
+      </w:r>
+      <w:proofErr w:type="spellStart"/>
+      <w:r>
+        <w:rPr>
+          <w:rFonts w:ascii="Times New Roman" w:eastAsia="Times New Roman" w:hAnsi="Times New Roman" w:cs="Times New Roman"/>
+          <w:sz w:val="28"/>
+          <w:szCs w:val="28"/>
+          <w:lang w:val="en-US" w:eastAsia="ru-RU"/>
+        </w:rPr>
+        <w:t>account_id</w:t>
+      </w:r>
+      <w:proofErr w:type="spellEnd"/>
+      <w:r>
+        <w:rPr>
+          <w:rFonts w:ascii="Times New Roman" w:eastAsia="Times New Roman" w:hAnsi="Times New Roman" w:cs="Times New Roman"/>
+          <w:sz w:val="28"/>
+          <w:szCs w:val="28"/>
+          <w:lang w:val="en-US" w:eastAsia="ru-RU"/>
+        </w:rPr>
+        <w:t>.</w:t>
+      </w:r>
+    </w:p>
+    <w:p>
+      <w:pPr>
+        <w:numPr>
+          <w:ilvl w:val="1"/>
+          <w:numId w:val="3"/>
+        </w:numPr>
+        <w:spacing w:before="100" w:beforeAutospacing="1" w:after="100" w:afterAutospacing="1" w:line="240" w:lineRule="auto"/>
+        <w:rPr>
+          <w:rFonts w:ascii="Times New Roman" w:eastAsia="Times New Roman" w:hAnsi="Times New Roman" w:cs="Times New Roman"/>
+          <w:sz w:val="28"/>
+          <w:szCs w:val="28"/>
+          <w:lang w:val="en-US" w:eastAsia="ru-RU"/>
+        </w:rPr>
+      </w:pPr>
+      <w:r>
+        <w:rPr>
+          <w:rFonts w:ascii="Times New Roman" w:eastAsia="Times New Roman" w:hAnsi="Times New Roman" w:cs="Times New Roman"/>
+          <w:sz w:val="28"/>
+          <w:szCs w:val="28"/>
+          <w:lang w:eastAsia="ru-RU"/>
+        </w:rPr>
+        <w:t>В</w:t>
+      </w:r>
+      <w:r>
+        <w:rPr>
+          <w:rFonts w:ascii="Times New Roman" w:eastAsia="Times New Roman" w:hAnsi="Times New Roman" w:cs="Times New Roman"/>
+          <w:sz w:val="28"/>
+          <w:szCs w:val="28"/>
+          <w:lang w:val="en-US" w:eastAsia="ru-RU"/>
+        </w:rPr>
+        <w:t xml:space="preserve"> </w:t>
+      </w:r>
+      <w:proofErr w:type="spellStart"/>
+      <w:r>
+        <w:rPr>
+          <w:rFonts w:ascii="Times New Roman" w:eastAsia="Times New Roman" w:hAnsi="Times New Roman" w:cs="Times New Roman"/>
+          <w:sz w:val="28"/>
+          <w:szCs w:val="28"/>
+          <w:lang w:val="en-US" w:eastAsia="ru-RU"/>
+        </w:rPr>
+        <w:t>account_period_summary</w:t>
+      </w:r>
+      <w:proofErr w:type="spellEnd"/>
+      <w:r>
+        <w:rPr>
+          <w:rFonts w:ascii="Times New Roman" w:eastAsia="Times New Roman" w:hAnsi="Times New Roman" w:cs="Times New Roman"/>
+          <w:sz w:val="28"/>
+          <w:szCs w:val="28"/>
+          <w:lang w:val="en-US" w:eastAsia="ru-RU"/>
+        </w:rPr>
+        <w:t xml:space="preserve"> PK = (</w:t>
+      </w:r>
+      <w:proofErr w:type="spellStart"/>
+      <w:r>
+        <w:rPr>
+          <w:rFonts w:ascii="Times New Roman" w:eastAsia="Times New Roman" w:hAnsi="Times New Roman" w:cs="Times New Roman"/>
+          <w:sz w:val="28"/>
+          <w:szCs w:val="28"/>
+          <w:lang w:val="en-US" w:eastAsia="ru-RU"/>
+        </w:rPr>
+        <w:t>aps_id</w:t>
+      </w:r>
+      <w:proofErr w:type="spellEnd"/>
+      <w:r>
+        <w:rPr>
+          <w:rFonts w:ascii="Times New Roman" w:eastAsia="Times New Roman" w:hAnsi="Times New Roman" w:cs="Times New Roman"/>
+          <w:sz w:val="28"/>
+          <w:szCs w:val="28"/>
+          <w:lang w:val="en-US" w:eastAsia="ru-RU"/>
+        </w:rPr>
+        <w:t xml:space="preserve">, </w:t>
+      </w:r>
+      <w:proofErr w:type="spellStart"/>
+      <w:r>
+        <w:rPr>
+          <w:rFonts w:ascii="Times New Roman" w:eastAsia="Times New Roman" w:hAnsi="Times New Roman" w:cs="Times New Roman"/>
+          <w:sz w:val="28"/>
+          <w:szCs w:val="28"/>
+          <w:lang w:val="en-US" w:eastAsia="ru-RU"/>
+        </w:rPr>
+        <w:t>account_id</w:t>
+      </w:r>
+      <w:proofErr w:type="spellEnd"/>
+      <w:r>
+        <w:rPr>
+          <w:rFonts w:ascii="Times New Roman" w:eastAsia="Times New Roman" w:hAnsi="Times New Roman" w:cs="Times New Roman"/>
+          <w:sz w:val="28"/>
+          <w:szCs w:val="28"/>
+          <w:lang w:val="en-US" w:eastAsia="ru-RU"/>
+        </w:rPr>
+        <w:t xml:space="preserve">) — </w:t>
+      </w:r>
+      <w:r>
+        <w:rPr>
+          <w:rFonts w:ascii="Times New Roman" w:eastAsia="Times New Roman" w:hAnsi="Times New Roman" w:cs="Times New Roman"/>
+          <w:sz w:val="28"/>
+          <w:szCs w:val="28"/>
+          <w:lang w:eastAsia="ru-RU"/>
+        </w:rPr>
+        <w:t>лучше</w:t>
+      </w:r>
+      <w:r>
+        <w:rPr>
+          <w:rFonts w:ascii="Times New Roman" w:eastAsia="Times New Roman" w:hAnsi="Times New Roman" w:cs="Times New Roman"/>
+          <w:sz w:val="28"/>
+          <w:szCs w:val="28"/>
+          <w:lang w:val="en-US" w:eastAsia="ru-RU"/>
+        </w:rPr>
+        <w:t xml:space="preserve"> </w:t>
+      </w:r>
+      <w:r>
+        <w:rPr>
+          <w:rFonts w:ascii="Times New Roman" w:eastAsia="Times New Roman" w:hAnsi="Times New Roman" w:cs="Times New Roman"/>
+          <w:sz w:val="28"/>
+          <w:szCs w:val="28"/>
+          <w:lang w:eastAsia="ru-RU"/>
+        </w:rPr>
+        <w:t>оставить</w:t>
+      </w:r>
+      <w:r>
+        <w:rPr>
+          <w:rFonts w:ascii="Times New Roman" w:eastAsia="Times New Roman" w:hAnsi="Times New Roman" w:cs="Times New Roman"/>
+          <w:sz w:val="28"/>
+          <w:szCs w:val="28"/>
+          <w:lang w:val="en-US" w:eastAsia="ru-RU"/>
+        </w:rPr>
+        <w:t xml:space="preserve"> </w:t>
+      </w:r>
+      <w:proofErr w:type="spellStart"/>
+      <w:r>
+        <w:rPr>
+          <w:rFonts w:ascii="Times New Roman" w:eastAsia="Times New Roman" w:hAnsi="Times New Roman" w:cs="Times New Roman"/>
+          <w:sz w:val="28"/>
+          <w:szCs w:val="28"/>
+          <w:lang w:val="en-US" w:eastAsia="ru-RU"/>
+        </w:rPr>
+        <w:t>aps_id</w:t>
+      </w:r>
+      <w:proofErr w:type="spellEnd"/>
+      <w:r>
+        <w:rPr>
+          <w:rFonts w:ascii="Times New Roman" w:eastAsia="Times New Roman" w:hAnsi="Times New Roman" w:cs="Times New Roman"/>
+          <w:sz w:val="28"/>
+          <w:szCs w:val="28"/>
+          <w:lang w:val="en-US" w:eastAsia="ru-RU"/>
+        </w:rPr>
+        <w:t xml:space="preserve"> </w:t>
+      </w:r>
+      <w:r>
+        <w:rPr>
+          <w:rFonts w:ascii="Times New Roman" w:eastAsia="Times New Roman" w:hAnsi="Times New Roman" w:cs="Times New Roman"/>
+          <w:sz w:val="28"/>
+          <w:szCs w:val="28"/>
+          <w:lang w:eastAsia="ru-RU"/>
+        </w:rPr>
+        <w:t>как</w:t>
+      </w:r>
+      <w:r>
+        <w:rPr>
+          <w:rFonts w:ascii="Times New Roman" w:eastAsia="Times New Roman" w:hAnsi="Times New Roman" w:cs="Times New Roman"/>
+          <w:sz w:val="28"/>
+          <w:szCs w:val="28"/>
+          <w:lang w:val="en-US" w:eastAsia="ru-RU"/>
+        </w:rPr>
+        <w:t xml:space="preserve"> surrogate key.</w:t>
+      </w:r>
+    </w:p>
+    <w:p>
+      <w:pPr>
+        <w:numPr>
+          <w:ilvl w:val="0"/>
+          <w:numId w:val="3"/>
+        </w:numPr>
+        <w:spacing w:before="100" w:beforeAutospacing="1" w:after="100" w:afterAutospacing="1" w:line="240" w:lineRule="auto"/>
+        <w:rPr>
+          <w:rFonts w:ascii="Times New Roman" w:eastAsia="Times New Roman" w:hAnsi="Times New Roman" w:cs="Times New Roman"/>
+          <w:sz w:val="28"/>
+          <w:szCs w:val="28"/>
+          <w:lang w:eastAsia="ru-RU"/>
+        </w:rPr>
+      </w:pPr>
+      <w:r>
+        <w:rPr>
+          <w:rFonts w:ascii="Times New Roman" w:eastAsia="Times New Roman" w:hAnsi="Times New Roman" w:cs="Times New Roman"/>
+          <w:b/>
+          <w:bCs/>
+          <w:sz w:val="28"/>
+          <w:szCs w:val="28"/>
+          <w:lang w:eastAsia="ru-RU"/>
+        </w:rPr>
+        <w:t>Опечатки и несогласованность</w:t>
+      </w:r>
+      <w:r>
+        <w:rPr>
+          <w:rFonts w:ascii="Times New Roman" w:eastAsia="Times New Roman" w:hAnsi="Times New Roman" w:cs="Times New Roman"/>
+          <w:sz w:val="28"/>
+          <w:szCs w:val="28"/>
+          <w:lang w:eastAsia="ru-RU"/>
+        </w:rPr>
+        <w:t xml:space="preserve">: </w:t>
+      </w:r>
+    </w:p>
+    <w:p>
+      <w:pPr>
+        <w:numPr>
+          <w:ilvl w:val="1"/>
+          <w:numId w:val="3"/>
+        </w:numPr>
+        <w:spacing w:before="100" w:beforeAutospacing="1" w:after="100" w:afterAutospacing="1" w:line="240" w:lineRule="auto"/>
+        <w:rPr>
+          <w:rFonts w:ascii="Times New Roman" w:eastAsia="Times New Roman" w:hAnsi="Times New Roman" w:cs="Times New Roman"/>
+          <w:sz w:val="28"/>
+          <w:szCs w:val="28"/>
+          <w:lang w:val="en-US" w:eastAsia="ru-RU"/>
+        </w:rPr>
+      </w:pPr>
+      <w:proofErr w:type="spellStart"/>
+      <w:r>
+        <w:rPr>
+          <w:rFonts w:ascii="Times New Roman" w:eastAsia="Times New Roman" w:hAnsi="Times New Roman" w:cs="Times New Roman"/>
+          <w:sz w:val="28"/>
+          <w:szCs w:val="28"/>
+          <w:lang w:val="en-US" w:eastAsia="ru-RU"/>
+        </w:rPr>
+        <w:t>transaction_acrhive</w:t>
+      </w:r>
+      <w:proofErr w:type="spellEnd"/>
+      <w:r>
+        <w:rPr>
+          <w:rFonts w:ascii="Times New Roman" w:eastAsia="Times New Roman" w:hAnsi="Times New Roman" w:cs="Times New Roman"/>
+          <w:sz w:val="28"/>
+          <w:szCs w:val="28"/>
+          <w:lang w:val="en-US" w:eastAsia="ru-RU"/>
+        </w:rPr>
+        <w:t xml:space="preserve"> → </w:t>
+      </w:r>
+      <w:r>
+        <w:rPr>
+          <w:rFonts w:ascii="Times New Roman" w:eastAsia="Times New Roman" w:hAnsi="Times New Roman" w:cs="Times New Roman"/>
+          <w:sz w:val="28"/>
+          <w:szCs w:val="28"/>
+          <w:lang w:eastAsia="ru-RU"/>
+        </w:rPr>
+        <w:t>должно</w:t>
+      </w:r>
+      <w:r>
+        <w:rPr>
+          <w:rFonts w:ascii="Times New Roman" w:eastAsia="Times New Roman" w:hAnsi="Times New Roman" w:cs="Times New Roman"/>
+          <w:sz w:val="28"/>
+          <w:szCs w:val="28"/>
+          <w:lang w:val="en-US" w:eastAsia="ru-RU"/>
+        </w:rPr>
+        <w:t xml:space="preserve"> </w:t>
+      </w:r>
+      <w:r>
+        <w:rPr>
+          <w:rFonts w:ascii="Times New Roman" w:eastAsia="Times New Roman" w:hAnsi="Times New Roman" w:cs="Times New Roman"/>
+          <w:sz w:val="28"/>
+          <w:szCs w:val="28"/>
+          <w:lang w:eastAsia="ru-RU"/>
+        </w:rPr>
+        <w:t>быть</w:t>
+      </w:r>
+      <w:r>
+        <w:rPr>
+          <w:rFonts w:ascii="Times New Roman" w:eastAsia="Times New Roman" w:hAnsi="Times New Roman" w:cs="Times New Roman"/>
+          <w:sz w:val="28"/>
+          <w:szCs w:val="28"/>
+          <w:lang w:val="en-US" w:eastAsia="ru-RU"/>
+        </w:rPr>
+        <w:t xml:space="preserve"> </w:t>
+      </w:r>
+      <w:proofErr w:type="spellStart"/>
+      <w:r>
+        <w:rPr>
+          <w:rFonts w:ascii="Times New Roman" w:eastAsia="Times New Roman" w:hAnsi="Times New Roman" w:cs="Times New Roman"/>
+          <w:sz w:val="28"/>
+          <w:szCs w:val="28"/>
+          <w:lang w:val="en-US" w:eastAsia="ru-RU"/>
+        </w:rPr>
+        <w:t>transaction_archive</w:t>
+      </w:r>
+      <w:proofErr w:type="spellEnd"/>
+      <w:r>
+        <w:rPr>
+          <w:rFonts w:ascii="Times New Roman" w:eastAsia="Times New Roman" w:hAnsi="Times New Roman" w:cs="Times New Roman"/>
+          <w:sz w:val="28"/>
+          <w:szCs w:val="28"/>
+          <w:lang w:val="en-US" w:eastAsia="ru-RU"/>
+        </w:rPr>
+        <w:t>.</w:t>
+      </w:r>
+    </w:p>
+    <w:p>
+      <w:pPr>
+        <w:numPr>
+          <w:ilvl w:val="1"/>
+          <w:numId w:val="3"/>
+        </w:numPr>
+        <w:spacing w:before="100" w:beforeAutospacing="1" w:after="100" w:afterAutospacing="1" w:line="240" w:lineRule="auto"/>
+        <w:rPr>
+          <w:rFonts w:ascii="Times New Roman" w:eastAsia="Times New Roman" w:hAnsi="Times New Roman" w:cs="Times New Roman"/>
+          <w:sz w:val="28"/>
+          <w:szCs w:val="28"/>
+          <w:lang w:val="en-US" w:eastAsia="ru-RU"/>
+        </w:rPr>
+      </w:pPr>
+      <w:proofErr w:type="spellStart"/>
+      <w:r>
+        <w:rPr>
+          <w:rFonts w:ascii="Times New Roman" w:eastAsia="Times New Roman" w:hAnsi="Times New Roman" w:cs="Times New Roman"/>
+          <w:sz w:val="28"/>
+          <w:szCs w:val="28"/>
+          <w:lang w:val="en-US" w:eastAsia="ru-RU"/>
+        </w:rPr>
+        <w:t>total_recieved</w:t>
+      </w:r>
+      <w:proofErr w:type="spellEnd"/>
+      <w:r>
+        <w:rPr>
+          <w:rFonts w:ascii="Times New Roman" w:eastAsia="Times New Roman" w:hAnsi="Times New Roman" w:cs="Times New Roman"/>
+          <w:sz w:val="28"/>
+          <w:szCs w:val="28"/>
+          <w:lang w:val="en-US" w:eastAsia="ru-RU"/>
+        </w:rPr>
+        <w:t xml:space="preserve"> → </w:t>
+      </w:r>
+      <w:r>
+        <w:rPr>
+          <w:rFonts w:ascii="Times New Roman" w:eastAsia="Times New Roman" w:hAnsi="Times New Roman" w:cs="Times New Roman"/>
+          <w:sz w:val="28"/>
+          <w:szCs w:val="28"/>
+          <w:lang w:eastAsia="ru-RU"/>
+        </w:rPr>
+        <w:t>должно</w:t>
+      </w:r>
+      <w:r>
+        <w:rPr>
+          <w:rFonts w:ascii="Times New Roman" w:eastAsia="Times New Roman" w:hAnsi="Times New Roman" w:cs="Times New Roman"/>
+          <w:sz w:val="28"/>
+          <w:szCs w:val="28"/>
+          <w:lang w:val="en-US" w:eastAsia="ru-RU"/>
+        </w:rPr>
+        <w:t xml:space="preserve"> </w:t>
+      </w:r>
+      <w:r>
+        <w:rPr>
+          <w:rFonts w:ascii="Times New Roman" w:eastAsia="Times New Roman" w:hAnsi="Times New Roman" w:cs="Times New Roman"/>
+          <w:sz w:val="28"/>
+          <w:szCs w:val="28"/>
+          <w:lang w:eastAsia="ru-RU"/>
+        </w:rPr>
+        <w:t>быть</w:t>
+      </w:r>
+      <w:r>
+        <w:rPr>
+          <w:rFonts w:ascii="Times New Roman" w:eastAsia="Times New Roman" w:hAnsi="Times New Roman" w:cs="Times New Roman"/>
+          <w:sz w:val="28"/>
+          <w:szCs w:val="28"/>
+          <w:lang w:val="en-US" w:eastAsia="ru-RU"/>
+        </w:rPr>
+        <w:t xml:space="preserve"> </w:t>
+      </w:r>
+      <w:proofErr w:type="spellStart"/>
+      <w:r>
+        <w:rPr>
+          <w:rFonts w:ascii="Times New Roman" w:eastAsia="Times New Roman" w:hAnsi="Times New Roman" w:cs="Times New Roman"/>
+          <w:sz w:val="28"/>
+          <w:szCs w:val="28"/>
+          <w:lang w:val="en-US" w:eastAsia="ru-RU"/>
+        </w:rPr>
+        <w:t>total_received</w:t>
+      </w:r>
+      <w:proofErr w:type="spellEnd"/>
+      <w:r>
+        <w:rPr>
+          <w:rFonts w:ascii="Times New Roman" w:eastAsia="Times New Roman" w:hAnsi="Times New Roman" w:cs="Times New Roman"/>
+          <w:sz w:val="28"/>
+          <w:szCs w:val="28"/>
+          <w:lang w:val="en-US" w:eastAsia="ru-RU"/>
+        </w:rPr>
+        <w:t>.</w:t>
+      </w:r>
+    </w:p>
+    <w:p>
+      <w:pPr>
+        <w:numPr>
+          <w:ilvl w:val="1"/>
+          <w:numId w:val="3"/>
+        </w:numPr>
+        <w:spacing w:before="100" w:beforeAutospacing="1" w:after="100" w:afterAutospacing="1" w:line="240" w:lineRule="auto"/>
+        <w:rPr>
+          <w:rFonts w:ascii="Times New Roman" w:eastAsia="Times New Roman" w:hAnsi="Times New Roman" w:cs="Times New Roman"/>
+          <w:sz w:val="28"/>
+          <w:szCs w:val="28"/>
+          <w:lang w:val="en-US" w:eastAsia="ru-RU"/>
+        </w:rPr>
+      </w:pPr>
+      <w:proofErr w:type="spellStart"/>
+      <w:r>
+        <w:rPr>
+          <w:rFonts w:ascii="Times New Roman" w:eastAsia="Times New Roman" w:hAnsi="Times New Roman" w:cs="Times New Roman"/>
+          <w:sz w:val="28"/>
+          <w:szCs w:val="28"/>
+          <w:lang w:val="en-US" w:eastAsia="ru-RU"/>
+        </w:rPr>
+        <w:t>off_adress</w:t>
+      </w:r>
+      <w:proofErr w:type="spellEnd"/>
+      <w:r>
+        <w:rPr>
+          <w:rFonts w:ascii="Times New Roman" w:eastAsia="Times New Roman" w:hAnsi="Times New Roman" w:cs="Times New Roman"/>
+          <w:sz w:val="28"/>
+          <w:szCs w:val="28"/>
+          <w:lang w:val="en-US" w:eastAsia="ru-RU"/>
+        </w:rPr>
+        <w:t xml:space="preserve"> → </w:t>
+      </w:r>
+      <w:r>
+        <w:rPr>
+          <w:rFonts w:ascii="Times New Roman" w:eastAsia="Times New Roman" w:hAnsi="Times New Roman" w:cs="Times New Roman"/>
+          <w:sz w:val="28"/>
+          <w:szCs w:val="28"/>
+          <w:lang w:eastAsia="ru-RU"/>
+        </w:rPr>
+        <w:t>должно</w:t>
+      </w:r>
+      <w:r>
+        <w:rPr>
+          <w:rFonts w:ascii="Times New Roman" w:eastAsia="Times New Roman" w:hAnsi="Times New Roman" w:cs="Times New Roman"/>
+          <w:sz w:val="28"/>
+          <w:szCs w:val="28"/>
+          <w:lang w:val="en-US" w:eastAsia="ru-RU"/>
+        </w:rPr>
+        <w:t xml:space="preserve"> </w:t>
+      </w:r>
+      <w:r>
+        <w:rPr>
+          <w:rFonts w:ascii="Times New Roman" w:eastAsia="Times New Roman" w:hAnsi="Times New Roman" w:cs="Times New Roman"/>
+          <w:sz w:val="28"/>
+          <w:szCs w:val="28"/>
+          <w:lang w:eastAsia="ru-RU"/>
+        </w:rPr>
+        <w:t>быть</w:t>
+      </w:r>
+      <w:r>
+        <w:rPr>
+          <w:rFonts w:ascii="Times New Roman" w:eastAsia="Times New Roman" w:hAnsi="Times New Roman" w:cs="Times New Roman"/>
+          <w:sz w:val="28"/>
+          <w:szCs w:val="28"/>
+          <w:lang w:val="en-US" w:eastAsia="ru-RU"/>
+        </w:rPr>
+        <w:t xml:space="preserve"> </w:t>
+      </w:r>
+      <w:proofErr w:type="spellStart"/>
+      <w:r>
+        <w:rPr>
+          <w:rFonts w:ascii="Times New Roman" w:eastAsia="Times New Roman" w:hAnsi="Times New Roman" w:cs="Times New Roman"/>
+          <w:sz w:val="28"/>
+          <w:szCs w:val="28"/>
+          <w:lang w:val="en-US" w:eastAsia="ru-RU"/>
+        </w:rPr>
+        <w:t>off_address</w:t>
+      </w:r>
+      <w:proofErr w:type="spellEnd"/>
+      <w:r>
+        <w:rPr>
+          <w:rFonts w:ascii="Times New Roman" w:eastAsia="Times New Roman" w:hAnsi="Times New Roman" w:cs="Times New Roman"/>
+          <w:sz w:val="28"/>
+          <w:szCs w:val="28"/>
+          <w:lang w:val="en-US" w:eastAsia="ru-RU"/>
+        </w:rPr>
+        <w:t>.</w:t>
+      </w:r>
+    </w:p>
+    <w:p>
+      <w:pPr>
+        <w:numPr>
+          <w:ilvl w:val="0"/>
+          <w:numId w:val="3"/>
+        </w:numPr>
+        <w:spacing w:before="100" w:beforeAutospacing="1" w:after="100" w:afterAutospacing="1" w:line="240" w:lineRule="auto"/>
+        <w:rPr>
+          <w:rFonts w:ascii="Times New Roman" w:eastAsia="Times New Roman" w:hAnsi="Times New Roman" w:cs="Times New Roman"/>
+          <w:sz w:val="28"/>
+          <w:szCs w:val="28"/>
+          <w:lang w:eastAsia="ru-RU"/>
+        </w:rPr>
+      </w:pPr>
+      <w:r>
+        <w:rPr>
+          <w:rFonts w:ascii="Times New Roman" w:eastAsia="Times New Roman" w:hAnsi="Times New Roman" w:cs="Times New Roman"/>
+          <w:b/>
+          <w:bCs/>
+          <w:sz w:val="28"/>
+          <w:szCs w:val="28"/>
+          <w:lang w:eastAsia="ru-RU"/>
+        </w:rPr>
+        <w:t>Типы данных</w:t>
+      </w:r>
+      <w:r>
+        <w:rPr>
+          <w:rFonts w:ascii="Times New Roman" w:eastAsia="Times New Roman" w:hAnsi="Times New Roman" w:cs="Times New Roman"/>
+          <w:sz w:val="28"/>
+          <w:szCs w:val="28"/>
+          <w:lang w:eastAsia="ru-RU"/>
+        </w:rPr>
+        <w:t xml:space="preserve">: </w:t>
+      </w:r>
+    </w:p>
+    <w:p>
+      <w:pPr>
+        <w:numPr>
+          <w:ilvl w:val="1"/>
+          <w:numId w:val="3"/>
+        </w:numPr>
+        <w:spacing w:before="100" w:beforeAutospacing="1" w:after="100" w:afterAutospacing="1" w:line="240" w:lineRule="auto"/>
+        <w:rPr>
+          <w:rFonts w:ascii="Times New Roman" w:eastAsia="Times New Roman" w:hAnsi="Times New Roman" w:cs="Times New Roman"/>
+          <w:sz w:val="28"/>
+          <w:szCs w:val="28"/>
+          <w:lang w:val="en-US" w:eastAsia="ru-RU"/>
+        </w:rPr>
+      </w:pPr>
+      <w:proofErr w:type="spellStart"/>
+      <w:r>
+        <w:rPr>
+          <w:rFonts w:ascii="Times New Roman" w:eastAsia="Times New Roman" w:hAnsi="Times New Roman" w:cs="Times New Roman"/>
+          <w:sz w:val="28"/>
+          <w:szCs w:val="28"/>
+          <w:lang w:val="en-US" w:eastAsia="ru-RU"/>
+        </w:rPr>
+        <w:t>account_balance</w:t>
+      </w:r>
+      <w:proofErr w:type="spellEnd"/>
+      <w:r>
+        <w:rPr>
+          <w:rFonts w:ascii="Times New Roman" w:eastAsia="Times New Roman" w:hAnsi="Times New Roman" w:cs="Times New Roman"/>
+          <w:sz w:val="28"/>
+          <w:szCs w:val="28"/>
+          <w:lang w:val="en-US" w:eastAsia="ru-RU"/>
+        </w:rPr>
+        <w:t xml:space="preserve">, </w:t>
+      </w:r>
+      <w:proofErr w:type="spellStart"/>
+      <w:r>
+        <w:rPr>
+          <w:rFonts w:ascii="Times New Roman" w:eastAsia="Times New Roman" w:hAnsi="Times New Roman" w:cs="Times New Roman"/>
+          <w:sz w:val="28"/>
+          <w:szCs w:val="28"/>
+          <w:lang w:val="en-US" w:eastAsia="ru-RU"/>
+        </w:rPr>
+        <w:t>total_sum</w:t>
+      </w:r>
+      <w:proofErr w:type="spellEnd"/>
+      <w:r>
+        <w:rPr>
+          <w:rFonts w:ascii="Times New Roman" w:eastAsia="Times New Roman" w:hAnsi="Times New Roman" w:cs="Times New Roman"/>
+          <w:sz w:val="28"/>
+          <w:szCs w:val="28"/>
+          <w:lang w:val="en-US" w:eastAsia="ru-RU"/>
+        </w:rPr>
+        <w:t xml:space="preserve">, </w:t>
+      </w:r>
+      <w:proofErr w:type="spellStart"/>
+      <w:r>
+        <w:rPr>
+          <w:rFonts w:ascii="Times New Roman" w:eastAsia="Times New Roman" w:hAnsi="Times New Roman" w:cs="Times New Roman"/>
+          <w:sz w:val="28"/>
+          <w:szCs w:val="28"/>
+          <w:lang w:val="en-US" w:eastAsia="ru-RU"/>
+        </w:rPr>
+        <w:t>to_sum</w:t>
+      </w:r>
+      <w:proofErr w:type="spellEnd"/>
+      <w:r>
+        <w:rPr>
+          <w:rFonts w:ascii="Times New Roman" w:eastAsia="Times New Roman" w:hAnsi="Times New Roman" w:cs="Times New Roman"/>
+          <w:sz w:val="28"/>
+          <w:szCs w:val="28"/>
+          <w:lang w:val="en-US" w:eastAsia="ru-RU"/>
+        </w:rPr>
+        <w:t xml:space="preserve">, </w:t>
+      </w:r>
+      <w:proofErr w:type="spellStart"/>
+      <w:r>
+        <w:rPr>
+          <w:rFonts w:ascii="Times New Roman" w:eastAsia="Times New Roman" w:hAnsi="Times New Roman" w:cs="Times New Roman"/>
+          <w:sz w:val="28"/>
+          <w:szCs w:val="28"/>
+          <w:lang w:val="en-US" w:eastAsia="ru-RU"/>
+        </w:rPr>
+        <w:t>ta_sum</w:t>
+      </w:r>
+      <w:proofErr w:type="spellEnd"/>
+      <w:r>
+        <w:rPr>
+          <w:rFonts w:ascii="Times New Roman" w:eastAsia="Times New Roman" w:hAnsi="Times New Roman" w:cs="Times New Roman"/>
+          <w:sz w:val="28"/>
+          <w:szCs w:val="28"/>
+          <w:lang w:val="en-US" w:eastAsia="ru-RU"/>
+        </w:rPr>
+        <w:t xml:space="preserve"> — </w:t>
+      </w:r>
+      <w:r>
+        <w:rPr>
+          <w:rFonts w:ascii="Times New Roman" w:eastAsia="Times New Roman" w:hAnsi="Times New Roman" w:cs="Times New Roman"/>
+          <w:sz w:val="28"/>
+          <w:szCs w:val="28"/>
+          <w:lang w:eastAsia="ru-RU"/>
+        </w:rPr>
+        <w:t>лучше</w:t>
+      </w:r>
+      <w:r>
+        <w:rPr>
+          <w:rFonts w:ascii="Times New Roman" w:eastAsia="Times New Roman" w:hAnsi="Times New Roman" w:cs="Times New Roman"/>
+          <w:sz w:val="28"/>
+          <w:szCs w:val="28"/>
+          <w:lang w:val="en-US" w:eastAsia="ru-RU"/>
+        </w:rPr>
+        <w:t xml:space="preserve"> </w:t>
+      </w:r>
+      <w:proofErr w:type="gramStart"/>
+      <w:r>
+        <w:rPr>
+          <w:rFonts w:ascii="Times New Roman" w:eastAsia="Times New Roman" w:hAnsi="Times New Roman" w:cs="Times New Roman"/>
+          <w:sz w:val="28"/>
+          <w:szCs w:val="28"/>
+          <w:lang w:val="en-US" w:eastAsia="ru-RU"/>
+        </w:rPr>
+        <w:t>DECIMAL(</w:t>
+      </w:r>
+      <w:proofErr w:type="gramEnd"/>
+      <w:r>
+        <w:rPr>
+          <w:rFonts w:ascii="Times New Roman" w:eastAsia="Times New Roman" w:hAnsi="Times New Roman" w:cs="Times New Roman"/>
+          <w:sz w:val="28"/>
+          <w:szCs w:val="28"/>
+          <w:lang w:val="en-US" w:eastAsia="ru-RU"/>
+        </w:rPr>
+        <w:t xml:space="preserve">15,2) </w:t>
+      </w:r>
+      <w:r>
+        <w:rPr>
+          <w:rFonts w:ascii="Times New Roman" w:eastAsia="Times New Roman" w:hAnsi="Times New Roman" w:cs="Times New Roman"/>
+          <w:sz w:val="28"/>
+          <w:szCs w:val="28"/>
+          <w:lang w:eastAsia="ru-RU"/>
+        </w:rPr>
+        <w:t>вместо</w:t>
+      </w:r>
+      <w:r>
+        <w:rPr>
+          <w:rFonts w:ascii="Times New Roman" w:eastAsia="Times New Roman" w:hAnsi="Times New Roman" w:cs="Times New Roman"/>
+          <w:sz w:val="28"/>
+          <w:szCs w:val="28"/>
+          <w:lang w:val="en-US" w:eastAsia="ru-RU"/>
+        </w:rPr>
+        <w:t xml:space="preserve"> FLOAT.</w:t>
+      </w:r>
+    </w:p>
+    <w:p>
+      <w:pPr>
+        <w:numPr>
+          <w:ilvl w:val="1"/>
+          <w:numId w:val="3"/>
+        </w:numPr>
+        <w:spacing w:before="100" w:beforeAutospacing="1" w:after="100" w:afterAutospacing="1" w:line="240" w:lineRule="auto"/>
+        <w:rPr>
+          <w:rFonts w:ascii="Times New Roman" w:eastAsia="Times New Roman" w:hAnsi="Times New Roman" w:cs="Times New Roman"/>
+          <w:sz w:val="28"/>
+          <w:szCs w:val="28"/>
+          <w:lang w:val="en-US" w:eastAsia="ru-RU"/>
+        </w:rPr>
+      </w:pPr>
+      <w:proofErr w:type="spellStart"/>
+      <w:r>
+        <w:rPr>
+          <w:rFonts w:ascii="Times New Roman" w:eastAsia="Times New Roman" w:hAnsi="Times New Roman" w:cs="Times New Roman"/>
+          <w:sz w:val="28"/>
+          <w:szCs w:val="28"/>
+          <w:lang w:val="en-US" w:eastAsia="ru-RU"/>
+        </w:rPr>
+        <w:t>ao_phone</w:t>
+      </w:r>
+      <w:proofErr w:type="spellEnd"/>
+      <w:r>
+        <w:rPr>
+          <w:rFonts w:ascii="Times New Roman" w:eastAsia="Times New Roman" w:hAnsi="Times New Roman" w:cs="Times New Roman"/>
+          <w:sz w:val="28"/>
+          <w:szCs w:val="28"/>
+          <w:lang w:val="en-US" w:eastAsia="ru-RU"/>
+        </w:rPr>
+        <w:t xml:space="preserve"> </w:t>
+      </w:r>
+      <w:r>
+        <w:rPr>
+          <w:rFonts w:ascii="Times New Roman" w:eastAsia="Times New Roman" w:hAnsi="Times New Roman" w:cs="Times New Roman"/>
+          <w:sz w:val="28"/>
+          <w:szCs w:val="28"/>
+          <w:lang w:eastAsia="ru-RU"/>
+        </w:rPr>
+        <w:t>как</w:t>
+      </w:r>
+      <w:r>
+        <w:rPr>
+          <w:rFonts w:ascii="Times New Roman" w:eastAsia="Times New Roman" w:hAnsi="Times New Roman" w:cs="Times New Roman"/>
+          <w:sz w:val="28"/>
+          <w:szCs w:val="28"/>
+          <w:lang w:val="en-US" w:eastAsia="ru-RU"/>
+        </w:rPr>
+        <w:t xml:space="preserve"> INT — </w:t>
+      </w:r>
+      <w:r>
+        <w:rPr>
+          <w:rFonts w:ascii="Times New Roman" w:eastAsia="Times New Roman" w:hAnsi="Times New Roman" w:cs="Times New Roman"/>
+          <w:sz w:val="28"/>
+          <w:szCs w:val="28"/>
+          <w:lang w:eastAsia="ru-RU"/>
+        </w:rPr>
+        <w:t>плохо</w:t>
+      </w:r>
+      <w:r>
+        <w:rPr>
+          <w:rFonts w:ascii="Times New Roman" w:eastAsia="Times New Roman" w:hAnsi="Times New Roman" w:cs="Times New Roman"/>
+          <w:sz w:val="28"/>
+          <w:szCs w:val="28"/>
+          <w:lang w:val="en-US" w:eastAsia="ru-RU"/>
+        </w:rPr>
+        <w:t xml:space="preserve">, </w:t>
+      </w:r>
+      <w:r>
+        <w:rPr>
+          <w:rFonts w:ascii="Times New Roman" w:eastAsia="Times New Roman" w:hAnsi="Times New Roman" w:cs="Times New Roman"/>
+          <w:sz w:val="28"/>
+          <w:szCs w:val="28"/>
+          <w:lang w:eastAsia="ru-RU"/>
+        </w:rPr>
+        <w:t>лучше</w:t>
+      </w:r>
+      <w:r>
+        <w:rPr>
+          <w:rFonts w:ascii="Times New Roman" w:eastAsia="Times New Roman" w:hAnsi="Times New Roman" w:cs="Times New Roman"/>
+          <w:sz w:val="28"/>
+          <w:szCs w:val="28"/>
+          <w:lang w:val="en-US" w:eastAsia="ru-RU"/>
+        </w:rPr>
+        <w:t xml:space="preserve"> </w:t>
+      </w:r>
+      <w:proofErr w:type="gramStart"/>
+      <w:r>
+        <w:rPr>
+          <w:rFonts w:ascii="Times New Roman" w:eastAsia="Times New Roman" w:hAnsi="Times New Roman" w:cs="Times New Roman"/>
+          <w:sz w:val="28"/>
+          <w:szCs w:val="28"/>
+          <w:lang w:val="en-US" w:eastAsia="ru-RU"/>
+        </w:rPr>
+        <w:t>VARCHAR(</w:t>
+      </w:r>
+      <w:proofErr w:type="gramEnd"/>
+      <w:r>
+        <w:rPr>
+          <w:rFonts w:ascii="Times New Roman" w:eastAsia="Times New Roman" w:hAnsi="Times New Roman" w:cs="Times New Roman"/>
+          <w:sz w:val="28"/>
+          <w:szCs w:val="28"/>
+          <w:lang w:val="en-US" w:eastAsia="ru-RU"/>
+        </w:rPr>
+        <w:t>15).</w:t>
+      </w:r>
+    </w:p>
+    <w:p>
+      <w:pPr>
+        <w:spacing w:after="0" w:line="240" w:lineRule="auto"/>
+        <w:rPr>
+          <w:rFonts w:ascii="Times New Roman" w:eastAsia="Times New Roman" w:hAnsi="Times New Roman" w:cs="Times New Roman"/>
+          <w:sz w:val="28"/>
+          <w:szCs w:val="28"/>
+          <w:lang w:val="en-US" w:eastAsia="ru-RU"/>
+        </w:rPr>
+      </w:pPr>
+    </w:p>
+    <w:p>
+      <w:pPr>
+        <w:spacing w:before="100" w:beforeAutospacing="1" w:after="100" w:afterAutospacing="1" w:line="240" w:lineRule="auto"/>
+        <w:outlineLvl w:val="1"/>
+        <w:rPr>
+          <w:rFonts w:ascii="Times New Roman" w:eastAsia="Times New Roman" w:hAnsi="Times New Roman" w:cs="Times New Roman"/>
+          <w:b/>
+          <w:bCs/>
+          <w:sz w:val="28"/>
+          <w:szCs w:val="28"/>
+          <w:lang w:eastAsia="ru-RU"/>
+        </w:rPr>
+      </w:pPr>
+      <w:r>
+        <w:rPr>
+          <w:rFonts w:ascii="Times New Roman" w:eastAsia="Times New Roman" w:hAnsi="Times New Roman" w:cs="Times New Roman"/>
+          <w:b/>
+          <w:bCs/>
+          <w:sz w:val="28"/>
+          <w:szCs w:val="28"/>
+          <w:lang w:eastAsia="ru-RU"/>
+        </w:rPr>
+        <w:t>2. Вопросы заказчику (и ответы от его лица)</w:t>
+      </w:r>
+    </w:p>
+    <w:p>
+      <w:pPr>
+        <w:spacing w:before="100" w:beforeAutospacing="1" w:after="100" w:afterAutospacing="1" w:line="240" w:lineRule="auto"/>
+        <w:rPr>
+          <w:rFonts w:eastAsia="Times New Roman" w:cs="Segoe UI Emoji"/>
+          <w:sz w:val="28"/>
+          <w:szCs w:val="28"/>
+          <w:lang w:eastAsia="ru-RU"/>
+        </w:rPr>
+      </w:pPr>
+      <w:r>
+        <w:rPr>
+          <w:rFonts w:ascii="Times New Roman" w:eastAsia="Times New Roman" w:hAnsi="Times New Roman" w:cs="Times New Roman"/>
+          <w:sz w:val="28"/>
+          <w:szCs w:val="28"/>
+          <w:lang w:eastAsia="ru-RU"/>
+        </w:rPr>
+        <w:t>Нужно ли хранить историю изменения статусов аккаунтов?</w:t>
+      </w:r>
+      <w:r>
+        <w:rPr>
+          <w:rFonts w:ascii="Times New Roman" w:eastAsia="Times New Roman" w:hAnsi="Times New Roman" w:cs="Times New Roman"/>
+          <w:sz w:val="28"/>
+          <w:szCs w:val="28"/>
+          <w:lang w:eastAsia="ru-RU"/>
+        </w:rPr>
+        <w:br/>
+      </w:r>
+      <w:r>
+        <w:rPr>
+          <w:rFonts w:eastAsia="Times New Roman" w:cs="Segoe UI Emoji"/>
+          <w:sz w:val="28"/>
+          <w:szCs w:val="28"/>
+          <w:lang w:eastAsia="ru-RU"/>
+        </w:rPr>
+        <w:t>-</w:t>
+      </w:r>
+      <w:r>
+        <w:rPr>
+          <w:rFonts w:ascii="Times New Roman" w:eastAsia="Times New Roman" w:hAnsi="Times New Roman" w:cs="Times New Roman"/>
+          <w:sz w:val="28"/>
+          <w:szCs w:val="28"/>
+          <w:lang w:eastAsia="ru-RU"/>
+        </w:rPr>
+        <w:t xml:space="preserve"> Да, желательно, чтобы можно было отследить, когда аккаунт был заблокирован или активирован.</w:t>
+      </w:r>
+    </w:p>
+    <w:p>
+      <w:pPr>
+        <w:spacing w:before="100" w:beforeAutospacing="1" w:after="100" w:afterAutospacing="1" w:line="240" w:lineRule="auto"/>
+        <w:rPr>
+          <w:rFonts w:ascii="Segoe UI Emoji" w:eastAsia="Times New Roman" w:hAnsi="Segoe UI Emoji" w:cs="Segoe UI Emoji"/>
+          <w:sz w:val="28"/>
+          <w:szCs w:val="28"/>
+          <w:lang w:eastAsia="ru-RU"/>
+        </w:rPr>
+      </w:pPr>
+      <w:r>
+        <w:rPr>
+          <w:rFonts w:ascii="Times New Roman" w:eastAsia="Times New Roman" w:hAnsi="Times New Roman" w:cs="Times New Roman"/>
+          <w:sz w:val="28"/>
+          <w:szCs w:val="28"/>
+          <w:lang w:eastAsia="ru-RU"/>
+        </w:rPr>
+        <w:t xml:space="preserve"> Должен ли офис быть связан с аккаунтами напрямую?</w:t>
+      </w:r>
+      <w:r>
+        <w:rPr>
+          <w:rFonts w:ascii="Times New Roman" w:eastAsia="Times New Roman" w:hAnsi="Times New Roman" w:cs="Times New Roman"/>
+          <w:sz w:val="28"/>
+          <w:szCs w:val="28"/>
+          <w:lang w:eastAsia="ru-RU"/>
+        </w:rPr>
+        <w:br/>
+      </w:r>
+      <w:r>
+        <w:rPr>
+          <w:rFonts w:ascii="Segoe UI Emoji" w:eastAsia="Times New Roman" w:hAnsi="Segoe UI Emoji" w:cs="Segoe UI Emoji"/>
+          <w:sz w:val="28"/>
+          <w:szCs w:val="28"/>
+          <w:lang w:eastAsia="ru-RU"/>
+        </w:rPr>
+        <w:t>-</w:t>
+      </w:r>
+      <w:r>
+        <w:rPr>
+          <w:rFonts w:eastAsia="Times New Roman" w:cs="Segoe UI Emoji"/>
+          <w:sz w:val="28"/>
+          <w:szCs w:val="28"/>
+          <w:lang w:eastAsia="ru-RU"/>
+        </w:rPr>
+        <w:t xml:space="preserve"> </w:t>
+      </w:r>
+      <w:r>
+        <w:rPr>
+          <w:rFonts w:ascii="Times New Roman" w:eastAsia="Times New Roman" w:hAnsi="Times New Roman" w:cs="Times New Roman"/>
+          <w:sz w:val="28"/>
+          <w:szCs w:val="28"/>
+          <w:lang w:eastAsia="ru-RU"/>
+        </w:rPr>
+        <w:t>Нет, офис — это организационная единица, а аккаунты принадлежат владельцам. Лучше связь через владельца или отдельную таблицу.</w:t>
+      </w:r>
+    </w:p>
+    <w:p>
+      <w:pPr>
+        <w:spacing w:before="100" w:beforeAutospacing="1" w:after="100" w:afterAutospacing="1" w:line="240" w:lineRule="auto"/>
+        <w:rPr>
+          <w:rFonts w:ascii="Times New Roman" w:eastAsia="Times New Roman" w:hAnsi="Times New Roman" w:cs="Times New Roman"/>
+          <w:sz w:val="28"/>
+          <w:szCs w:val="28"/>
+          <w:lang w:eastAsia="ru-RU"/>
+        </w:rPr>
+      </w:pPr>
+      <w:r>
+        <w:rPr>
+          <w:rFonts w:ascii="Times New Roman" w:eastAsia="Times New Roman" w:hAnsi="Times New Roman" w:cs="Times New Roman"/>
+          <w:sz w:val="28"/>
+          <w:szCs w:val="28"/>
+          <w:lang w:eastAsia="ru-RU"/>
+        </w:rPr>
+        <w:t xml:space="preserve"> Нужен ли отдельный архив транзакций?</w:t>
+      </w:r>
+      <w:r>
+        <w:rPr>
+          <w:rFonts w:ascii="Times New Roman" w:eastAsia="Times New Roman" w:hAnsi="Times New Roman" w:cs="Times New Roman"/>
+          <w:sz w:val="28"/>
+          <w:szCs w:val="28"/>
+          <w:lang w:eastAsia="ru-RU"/>
+        </w:rPr>
+        <w:br/>
+      </w:r>
+      <w:r>
+        <w:rPr>
+          <w:rFonts w:ascii="Segoe UI Emoji" w:eastAsia="Times New Roman" w:hAnsi="Segoe UI Emoji" w:cs="Segoe UI Emoji"/>
+          <w:sz w:val="28"/>
+          <w:szCs w:val="28"/>
+          <w:lang w:eastAsia="ru-RU"/>
+        </w:rPr>
+        <w:t xml:space="preserve">- </w:t>
+      </w:r>
+      <w:r>
+        <w:rPr>
+          <w:rFonts w:ascii="Times New Roman" w:eastAsia="Times New Roman" w:hAnsi="Times New Roman" w:cs="Times New Roman"/>
+          <w:sz w:val="28"/>
+          <w:szCs w:val="28"/>
+          <w:lang w:eastAsia="ru-RU"/>
+        </w:rPr>
+        <w:t xml:space="preserve">Да, но можно хранить всё в одной таблице с флагом «архивная» или ссылаясь на </w:t>
+      </w:r>
+      <w:proofErr w:type="spellStart"/>
+      <w:r>
+        <w:rPr>
+          <w:rFonts w:ascii="Times New Roman" w:eastAsia="Times New Roman" w:hAnsi="Times New Roman" w:cs="Times New Roman"/>
+          <w:sz w:val="28"/>
+          <w:szCs w:val="28"/>
+          <w:lang w:eastAsia="ru-RU"/>
+        </w:rPr>
+        <w:t>transaction_period</w:t>
+      </w:r>
+      <w:proofErr w:type="spellEnd"/>
+      <w:r>
+        <w:rPr>
+          <w:rFonts w:ascii="Times New Roman" w:eastAsia="Times New Roman" w:hAnsi="Times New Roman" w:cs="Times New Roman"/>
+          <w:sz w:val="28"/>
+          <w:szCs w:val="28"/>
+          <w:lang w:eastAsia="ru-RU"/>
+        </w:rPr>
+        <w:t>.</w:t>
+      </w:r>
+    </w:p>
+    <w:p>
+      <w:pPr>
+        <w:spacing w:after="0" w:line="240" w:lineRule="auto"/>
+        <w:rPr>
+          <w:rFonts w:ascii="Times New Roman" w:eastAsia="Times New Roman" w:hAnsi="Times New Roman" w:cs="Times New Roman"/>
+          <w:sz w:val="28"/>
+          <w:szCs w:val="28"/>
+          <w:lang w:eastAsia="ru-RU"/>
+        </w:rPr>
+      </w:pPr>
+    </w:p>
+    <w:p>
+      <w:pPr>
+        <w:spacing w:before="100" w:beforeAutospacing="1" w:after="100" w:afterAutospacing="1" w:line="240" w:lineRule="auto"/>
+        <w:outlineLvl w:val="1"/>
+        <w:rPr>
+          <w:rFonts w:ascii="Times New Roman" w:eastAsia="Times New Roman" w:hAnsi="Times New Roman" w:cs="Times New Roman"/>
+          <w:b/>
+          <w:bCs/>
+          <w:sz w:val="28"/>
+          <w:szCs w:val="28"/>
+          <w:lang w:eastAsia="ru-RU"/>
+        </w:rPr>
+      </w:pPr>
+      <w:r>
+        <w:rPr>
+          <w:rFonts w:ascii="Times New Roman" w:eastAsia="Times New Roman" w:hAnsi="Times New Roman" w:cs="Times New Roman"/>
+          <w:b/>
+          <w:bCs/>
+          <w:sz w:val="28"/>
+          <w:szCs w:val="28"/>
+          <w:lang w:eastAsia="ru-RU"/>
+        </w:rPr>
+        <w:t>3. Отсутствующие отношения</w:t>
+      </w:r>
+    </w:p>
+    <w:p>
+      <w:pPr>
+        <w:numPr>
+          <w:ilvl w:val="0"/>
+          <w:numId w:val="4"/>
+        </w:numPr>
+        <w:spacing w:before="100" w:beforeAutospacing="1" w:after="100" w:afterAutospacing="1" w:line="240" w:lineRule="auto"/>
+        <w:rPr>
+          <w:rFonts w:ascii="Times New Roman" w:eastAsia="Times New Roman" w:hAnsi="Times New Roman" w:cs="Times New Roman"/>
+          <w:sz w:val="28"/>
+          <w:szCs w:val="28"/>
+          <w:lang w:eastAsia="ru-RU"/>
+        </w:rPr>
+      </w:pPr>
+      <w:r>
+        <w:rPr>
+          <w:rFonts w:ascii="Times New Roman" w:eastAsia="Times New Roman" w:hAnsi="Times New Roman" w:cs="Times New Roman"/>
+          <w:sz w:val="28"/>
+          <w:szCs w:val="28"/>
+          <w:lang w:eastAsia="ru-RU"/>
+        </w:rPr>
+        <w:t xml:space="preserve">Связь </w:t>
+      </w:r>
+      <w:proofErr w:type="spellStart"/>
+      <w:r>
+        <w:rPr>
+          <w:rFonts w:ascii="Times New Roman" w:eastAsia="Times New Roman" w:hAnsi="Times New Roman" w:cs="Times New Roman"/>
+          <w:b/>
+          <w:bCs/>
+          <w:sz w:val="28"/>
+          <w:szCs w:val="28"/>
+          <w:lang w:eastAsia="ru-RU"/>
+        </w:rPr>
+        <w:t>account_owner</w:t>
+      </w:r>
+      <w:proofErr w:type="spellEnd"/>
+      <w:r>
+        <w:rPr>
+          <w:rFonts w:ascii="Times New Roman" w:eastAsia="Times New Roman" w:hAnsi="Times New Roman" w:cs="Times New Roman"/>
+          <w:b/>
+          <w:bCs/>
+          <w:sz w:val="28"/>
+          <w:szCs w:val="28"/>
+          <w:lang w:eastAsia="ru-RU"/>
+        </w:rPr>
+        <w:t xml:space="preserve"> → </w:t>
+      </w:r>
+      <w:proofErr w:type="spellStart"/>
+      <w:r>
+        <w:rPr>
+          <w:rFonts w:ascii="Times New Roman" w:eastAsia="Times New Roman" w:hAnsi="Times New Roman" w:cs="Times New Roman"/>
+          <w:b/>
+          <w:bCs/>
+          <w:sz w:val="28"/>
+          <w:szCs w:val="28"/>
+          <w:lang w:eastAsia="ru-RU"/>
+        </w:rPr>
+        <w:t>accounts</w:t>
+      </w:r>
+      <w:proofErr w:type="spellEnd"/>
+      <w:r>
+        <w:rPr>
+          <w:rFonts w:ascii="Times New Roman" w:eastAsia="Times New Roman" w:hAnsi="Times New Roman" w:cs="Times New Roman"/>
+          <w:sz w:val="28"/>
+          <w:szCs w:val="28"/>
+          <w:lang w:eastAsia="ru-RU"/>
+        </w:rPr>
+        <w:t xml:space="preserve"> должна быть явной (сейчас FK странно реализован).</w:t>
+      </w:r>
+    </w:p>
+    <w:p>
+      <w:pPr>
+        <w:numPr>
+          <w:ilvl w:val="0"/>
+          <w:numId w:val="4"/>
+        </w:numPr>
+        <w:spacing w:before="100" w:beforeAutospacing="1" w:after="100" w:afterAutospacing="1" w:line="240" w:lineRule="auto"/>
+        <w:rPr>
+          <w:rFonts w:ascii="Times New Roman" w:eastAsia="Times New Roman" w:hAnsi="Times New Roman" w:cs="Times New Roman"/>
+          <w:sz w:val="28"/>
+          <w:szCs w:val="28"/>
+          <w:lang w:eastAsia="ru-RU"/>
+        </w:rPr>
+      </w:pPr>
+      <w:r>
+        <w:rPr>
+          <w:rFonts w:ascii="Times New Roman" w:eastAsia="Times New Roman" w:hAnsi="Times New Roman" w:cs="Times New Roman"/>
+          <w:sz w:val="28"/>
+          <w:szCs w:val="28"/>
+          <w:lang w:eastAsia="ru-RU"/>
+        </w:rPr>
+        <w:lastRenderedPageBreak/>
+        <w:t xml:space="preserve">Связь </w:t>
+      </w:r>
+      <w:proofErr w:type="spellStart"/>
+      <w:r>
+        <w:rPr>
+          <w:rFonts w:ascii="Times New Roman" w:eastAsia="Times New Roman" w:hAnsi="Times New Roman" w:cs="Times New Roman"/>
+          <w:b/>
+          <w:bCs/>
+          <w:sz w:val="28"/>
+          <w:szCs w:val="28"/>
+          <w:lang w:eastAsia="ru-RU"/>
+        </w:rPr>
+        <w:t>accounts</w:t>
+      </w:r>
+      <w:proofErr w:type="spellEnd"/>
+      <w:r>
+        <w:rPr>
+          <w:rFonts w:ascii="Times New Roman" w:eastAsia="Times New Roman" w:hAnsi="Times New Roman" w:cs="Times New Roman"/>
+          <w:b/>
+          <w:bCs/>
+          <w:sz w:val="28"/>
+          <w:szCs w:val="28"/>
+          <w:lang w:eastAsia="ru-RU"/>
+        </w:rPr>
+        <w:t xml:space="preserve"> → </w:t>
+      </w:r>
+      <w:proofErr w:type="spellStart"/>
+      <w:r>
+        <w:rPr>
+          <w:rFonts w:ascii="Times New Roman" w:eastAsia="Times New Roman" w:hAnsi="Times New Roman" w:cs="Times New Roman"/>
+          <w:b/>
+          <w:bCs/>
+          <w:sz w:val="28"/>
+          <w:szCs w:val="28"/>
+          <w:lang w:eastAsia="ru-RU"/>
+        </w:rPr>
+        <w:t>status</w:t>
+      </w:r>
+      <w:proofErr w:type="spellEnd"/>
+      <w:r>
+        <w:rPr>
+          <w:rFonts w:ascii="Times New Roman" w:eastAsia="Times New Roman" w:hAnsi="Times New Roman" w:cs="Times New Roman"/>
+          <w:sz w:val="28"/>
+          <w:szCs w:val="28"/>
+          <w:lang w:eastAsia="ru-RU"/>
+        </w:rPr>
+        <w:t xml:space="preserve"> (правильная).</w:t>
+      </w:r>
+    </w:p>
+    <w:p>
+      <w:pPr>
+        <w:numPr>
+          <w:ilvl w:val="0"/>
+          <w:numId w:val="4"/>
+        </w:numPr>
+        <w:spacing w:before="100" w:beforeAutospacing="1" w:after="100" w:afterAutospacing="1" w:line="240" w:lineRule="auto"/>
+        <w:rPr>
+          <w:rFonts w:ascii="Times New Roman" w:eastAsia="Times New Roman" w:hAnsi="Times New Roman" w:cs="Times New Roman"/>
+          <w:sz w:val="28"/>
+          <w:szCs w:val="28"/>
+          <w:lang w:eastAsia="ru-RU"/>
+        </w:rPr>
+      </w:pPr>
+      <w:r>
+        <w:rPr>
+          <w:rFonts w:ascii="Times New Roman" w:eastAsia="Times New Roman" w:hAnsi="Times New Roman" w:cs="Times New Roman"/>
+          <w:sz w:val="28"/>
+          <w:szCs w:val="28"/>
+          <w:lang w:eastAsia="ru-RU"/>
+        </w:rPr>
+        <w:t xml:space="preserve">Связь </w:t>
+      </w:r>
+      <w:proofErr w:type="spellStart"/>
+      <w:r>
+        <w:rPr>
+          <w:rFonts w:ascii="Times New Roman" w:eastAsia="Times New Roman" w:hAnsi="Times New Roman" w:cs="Times New Roman"/>
+          <w:b/>
+          <w:bCs/>
+          <w:sz w:val="28"/>
+          <w:szCs w:val="28"/>
+          <w:lang w:eastAsia="ru-RU"/>
+        </w:rPr>
+        <w:t>accounts</w:t>
+      </w:r>
+      <w:proofErr w:type="spellEnd"/>
+      <w:r>
+        <w:rPr>
+          <w:rFonts w:ascii="Times New Roman" w:eastAsia="Times New Roman" w:hAnsi="Times New Roman" w:cs="Times New Roman"/>
+          <w:b/>
+          <w:bCs/>
+          <w:sz w:val="28"/>
+          <w:szCs w:val="28"/>
+          <w:lang w:eastAsia="ru-RU"/>
+        </w:rPr>
+        <w:t xml:space="preserve"> → </w:t>
+      </w:r>
+      <w:proofErr w:type="spellStart"/>
+      <w:r>
+        <w:rPr>
+          <w:rFonts w:ascii="Times New Roman" w:eastAsia="Times New Roman" w:hAnsi="Times New Roman" w:cs="Times New Roman"/>
+          <w:b/>
+          <w:bCs/>
+          <w:sz w:val="28"/>
+          <w:szCs w:val="28"/>
+          <w:lang w:eastAsia="ru-RU"/>
+        </w:rPr>
+        <w:t>office</w:t>
+      </w:r>
+      <w:proofErr w:type="spellEnd"/>
+      <w:r>
+        <w:rPr>
+          <w:rFonts w:ascii="Times New Roman" w:eastAsia="Times New Roman" w:hAnsi="Times New Roman" w:cs="Times New Roman"/>
+          <w:sz w:val="28"/>
+          <w:szCs w:val="28"/>
+          <w:lang w:eastAsia="ru-RU"/>
+        </w:rPr>
+        <w:t xml:space="preserve"> (правильная).</w:t>
+      </w:r>
+    </w:p>
+    <w:p>
+      <w:pPr>
+        <w:spacing w:before="100" w:beforeAutospacing="1" w:after="100" w:afterAutospacing="1" w:line="240" w:lineRule="auto"/>
+        <w:outlineLvl w:val="1"/>
+        <w:rPr>
+          <w:rFonts w:ascii="Times New Roman" w:eastAsia="Times New Roman" w:hAnsi="Times New Roman" w:cs="Times New Roman"/>
+          <w:b/>
+          <w:bCs/>
+          <w:sz w:val="28"/>
+          <w:szCs w:val="28"/>
+          <w:lang w:eastAsia="ru-RU"/>
+        </w:rPr>
+      </w:pPr>
+      <w:r>
+        <w:rPr>
+          <w:rFonts w:ascii="Times New Roman" w:eastAsia="Times New Roman" w:hAnsi="Times New Roman" w:cs="Times New Roman"/>
+          <w:b/>
+          <w:bCs/>
+          <w:sz w:val="28"/>
+          <w:szCs w:val="28"/>
+          <w:lang w:eastAsia="ru-RU"/>
+        </w:rPr>
+        <w:t>4. Отсутствующие атрибуты</w:t>
+      </w:r>
+    </w:p>
+    <w:p>
+      <w:pPr>
+        <w:numPr>
+          <w:ilvl w:val="0"/>
+          <w:numId w:val="5"/>
+        </w:numPr>
+        <w:spacing w:before="100" w:beforeAutospacing="1" w:after="100" w:afterAutospacing="1" w:line="240" w:lineRule="auto"/>
+        <w:rPr>
+          <w:rFonts w:ascii="Times New Roman" w:eastAsia="Times New Roman" w:hAnsi="Times New Roman" w:cs="Times New Roman"/>
+          <w:sz w:val="28"/>
+          <w:szCs w:val="28"/>
+          <w:lang w:eastAsia="ru-RU"/>
+        </w:rPr>
+      </w:pPr>
+      <w:r>
+        <w:rPr>
+          <w:rFonts w:ascii="Times New Roman" w:eastAsia="Times New Roman" w:hAnsi="Times New Roman" w:cs="Times New Roman"/>
+          <w:sz w:val="28"/>
+          <w:szCs w:val="28"/>
+          <w:lang w:eastAsia="ru-RU"/>
+        </w:rPr>
+        <w:t xml:space="preserve">В </w:t>
+      </w:r>
+      <w:proofErr w:type="spellStart"/>
+      <w:r>
+        <w:rPr>
+          <w:rFonts w:ascii="Times New Roman" w:eastAsia="Times New Roman" w:hAnsi="Times New Roman" w:cs="Times New Roman"/>
+          <w:sz w:val="28"/>
+          <w:szCs w:val="28"/>
+          <w:lang w:eastAsia="ru-RU"/>
+        </w:rPr>
+        <w:t>account_owner</w:t>
+      </w:r>
+      <w:proofErr w:type="spellEnd"/>
+      <w:r>
+        <w:rPr>
+          <w:rFonts w:ascii="Times New Roman" w:eastAsia="Times New Roman" w:hAnsi="Times New Roman" w:cs="Times New Roman"/>
+          <w:sz w:val="28"/>
+          <w:szCs w:val="28"/>
+          <w:lang w:eastAsia="ru-RU"/>
+        </w:rPr>
+        <w:t xml:space="preserve"> не хватает даты рождения, паспорта/идентификатора.</w:t>
+      </w:r>
+    </w:p>
+    <w:p>
+      <w:pPr>
+        <w:numPr>
+          <w:ilvl w:val="0"/>
+          <w:numId w:val="5"/>
+        </w:numPr>
+        <w:spacing w:before="100" w:beforeAutospacing="1" w:after="100" w:afterAutospacing="1" w:line="240" w:lineRule="auto"/>
+        <w:rPr>
+          <w:rFonts w:ascii="Times New Roman" w:eastAsia="Times New Roman" w:hAnsi="Times New Roman" w:cs="Times New Roman"/>
+          <w:sz w:val="28"/>
+          <w:szCs w:val="28"/>
+          <w:lang w:eastAsia="ru-RU"/>
+        </w:rPr>
+      </w:pPr>
+      <w:r>
+        <w:rPr>
+          <w:rFonts w:ascii="Times New Roman" w:eastAsia="Times New Roman" w:hAnsi="Times New Roman" w:cs="Times New Roman"/>
+          <w:sz w:val="28"/>
+          <w:szCs w:val="28"/>
+          <w:lang w:eastAsia="ru-RU"/>
+        </w:rPr>
+        <w:t xml:space="preserve">В </w:t>
+      </w:r>
+      <w:proofErr w:type="spellStart"/>
+      <w:r>
+        <w:rPr>
+          <w:rFonts w:ascii="Times New Roman" w:eastAsia="Times New Roman" w:hAnsi="Times New Roman" w:cs="Times New Roman"/>
+          <w:sz w:val="28"/>
+          <w:szCs w:val="28"/>
+          <w:lang w:eastAsia="ru-RU"/>
+        </w:rPr>
+        <w:t>accounts</w:t>
+      </w:r>
+      <w:proofErr w:type="spellEnd"/>
+      <w:r>
+        <w:rPr>
+          <w:rFonts w:ascii="Times New Roman" w:eastAsia="Times New Roman" w:hAnsi="Times New Roman" w:cs="Times New Roman"/>
+          <w:sz w:val="28"/>
+          <w:szCs w:val="28"/>
+          <w:lang w:eastAsia="ru-RU"/>
+        </w:rPr>
+        <w:t xml:space="preserve"> не хватает даты открытия/закрытия счёта.</w:t>
+      </w:r>
+    </w:p>
+    <w:p>
+      <w:pPr>
+        <w:numPr>
+          <w:ilvl w:val="0"/>
+          <w:numId w:val="5"/>
+        </w:numPr>
+        <w:spacing w:before="100" w:beforeAutospacing="1" w:after="100" w:afterAutospacing="1" w:line="240" w:lineRule="auto"/>
+        <w:rPr>
+          <w:rFonts w:ascii="Times New Roman" w:eastAsia="Times New Roman" w:hAnsi="Times New Roman" w:cs="Times New Roman"/>
+          <w:sz w:val="28"/>
+          <w:szCs w:val="28"/>
+          <w:lang w:eastAsia="ru-RU"/>
+        </w:rPr>
+      </w:pPr>
+      <w:r>
+        <w:rPr>
+          <w:rFonts w:ascii="Times New Roman" w:eastAsia="Times New Roman" w:hAnsi="Times New Roman" w:cs="Times New Roman"/>
+          <w:sz w:val="28"/>
+          <w:szCs w:val="28"/>
+          <w:lang w:eastAsia="ru-RU"/>
+        </w:rPr>
+        <w:t xml:space="preserve">В </w:t>
+      </w:r>
+      <w:proofErr w:type="spellStart"/>
+      <w:r>
+        <w:rPr>
+          <w:rFonts w:ascii="Times New Roman" w:eastAsia="Times New Roman" w:hAnsi="Times New Roman" w:cs="Times New Roman"/>
+          <w:sz w:val="28"/>
+          <w:szCs w:val="28"/>
+          <w:lang w:eastAsia="ru-RU"/>
+        </w:rPr>
+        <w:t>transaction_operational</w:t>
+      </w:r>
+      <w:proofErr w:type="spellEnd"/>
+      <w:r>
+        <w:rPr>
+          <w:rFonts w:ascii="Times New Roman" w:eastAsia="Times New Roman" w:hAnsi="Times New Roman" w:cs="Times New Roman"/>
+          <w:sz w:val="28"/>
+          <w:szCs w:val="28"/>
+          <w:lang w:eastAsia="ru-RU"/>
+        </w:rPr>
+        <w:t xml:space="preserve"> и </w:t>
+      </w:r>
+      <w:proofErr w:type="spellStart"/>
+      <w:r>
+        <w:rPr>
+          <w:rFonts w:ascii="Times New Roman" w:eastAsia="Times New Roman" w:hAnsi="Times New Roman" w:cs="Times New Roman"/>
+          <w:sz w:val="28"/>
+          <w:szCs w:val="28"/>
+          <w:lang w:eastAsia="ru-RU"/>
+        </w:rPr>
+        <w:t>transaction_archive</w:t>
+      </w:r>
+      <w:proofErr w:type="spellEnd"/>
+      <w:r>
+        <w:rPr>
+          <w:rFonts w:ascii="Times New Roman" w:eastAsia="Times New Roman" w:hAnsi="Times New Roman" w:cs="Times New Roman"/>
+          <w:sz w:val="28"/>
+          <w:szCs w:val="28"/>
+          <w:lang w:eastAsia="ru-RU"/>
+        </w:rPr>
+        <w:t xml:space="preserve"> можно добавить поле </w:t>
+      </w:r>
+      <w:proofErr w:type="spellStart"/>
+      <w:r>
+        <w:rPr>
+          <w:rFonts w:ascii="Times New Roman" w:eastAsia="Times New Roman" w:hAnsi="Times New Roman" w:cs="Times New Roman"/>
+          <w:sz w:val="28"/>
+          <w:szCs w:val="28"/>
+          <w:lang w:eastAsia="ru-RU"/>
+        </w:rPr>
+        <w:t>transaction_type</w:t>
+      </w:r>
+      <w:proofErr w:type="spellEnd"/>
+      <w:r>
+        <w:rPr>
+          <w:rFonts w:ascii="Times New Roman" w:eastAsia="Times New Roman" w:hAnsi="Times New Roman" w:cs="Times New Roman"/>
+          <w:sz w:val="28"/>
+          <w:szCs w:val="28"/>
+          <w:lang w:eastAsia="ru-RU"/>
+        </w:rPr>
+        <w:t xml:space="preserve"> (например, перевод, пополнение, снятие).</w:t>
+      </w:r>
+    </w:p>
+    <w:p>
+      <w:pPr>
+        <w:spacing w:after="0" w:line="240" w:lineRule="auto"/>
+        <w:rPr>
+          <w:rFonts w:ascii="Times New Roman" w:eastAsia="Times New Roman" w:hAnsi="Times New Roman" w:cs="Times New Roman"/>
+          <w:sz w:val="28"/>
+          <w:szCs w:val="28"/>
+          <w:lang w:eastAsia="ru-RU"/>
+        </w:rPr>
+      </w:pPr>
+    </w:p>
+    <w:p>
+      <w:pPr>
+        <w:spacing w:before="100" w:beforeAutospacing="1" w:after="100" w:afterAutospacing="1" w:line="240" w:lineRule="auto"/>
+        <w:outlineLvl w:val="1"/>
+        <w:rPr>
+          <w:rFonts w:ascii="Times New Roman" w:eastAsia="Times New Roman" w:hAnsi="Times New Roman" w:cs="Times New Roman"/>
+          <w:b/>
+          <w:bCs/>
+          <w:sz w:val="28"/>
+          <w:szCs w:val="28"/>
+          <w:lang w:eastAsia="ru-RU"/>
+        </w:rPr>
+      </w:pPr>
+      <w:r>
+        <w:rPr>
+          <w:rFonts w:ascii="Times New Roman" w:eastAsia="Times New Roman" w:hAnsi="Times New Roman" w:cs="Times New Roman"/>
+          <w:b/>
+          <w:bCs/>
+          <w:sz w:val="28"/>
+          <w:szCs w:val="28"/>
+          <w:lang w:eastAsia="ru-RU"/>
+        </w:rPr>
+        <w:t>5. Соглашения об именовании</w:t>
+      </w:r>
+    </w:p>
+    <w:p>
+      <w:pPr>
+        <w:numPr>
+          <w:ilvl w:val="0"/>
+          <w:numId w:val="6"/>
+        </w:numPr>
+        <w:spacing w:before="100" w:beforeAutospacing="1" w:after="100" w:afterAutospacing="1" w:line="240" w:lineRule="auto"/>
+        <w:rPr>
+          <w:rFonts w:ascii="Times New Roman" w:eastAsia="Times New Roman" w:hAnsi="Times New Roman" w:cs="Times New Roman"/>
+          <w:sz w:val="28"/>
+          <w:szCs w:val="28"/>
+          <w:lang w:eastAsia="ru-RU"/>
+        </w:rPr>
+      </w:pPr>
+      <w:r>
+        <w:rPr>
+          <w:rFonts w:ascii="Times New Roman" w:eastAsia="Times New Roman" w:hAnsi="Times New Roman" w:cs="Times New Roman"/>
+          <w:sz w:val="28"/>
+          <w:szCs w:val="28"/>
+          <w:lang w:eastAsia="ru-RU"/>
+        </w:rPr>
+        <w:t xml:space="preserve">Все таблицы должны быть в едином стиле: либо </w:t>
+      </w:r>
+      <w:proofErr w:type="spellStart"/>
+      <w:r>
+        <w:rPr>
+          <w:rFonts w:ascii="Times New Roman" w:eastAsia="Times New Roman" w:hAnsi="Times New Roman" w:cs="Times New Roman"/>
+          <w:sz w:val="28"/>
+          <w:szCs w:val="28"/>
+          <w:lang w:eastAsia="ru-RU"/>
+        </w:rPr>
+        <w:t>snake_case</w:t>
+      </w:r>
+      <w:proofErr w:type="spellEnd"/>
+      <w:r>
+        <w:rPr>
+          <w:rFonts w:ascii="Times New Roman" w:eastAsia="Times New Roman" w:hAnsi="Times New Roman" w:cs="Times New Roman"/>
+          <w:sz w:val="28"/>
+          <w:szCs w:val="28"/>
+          <w:lang w:eastAsia="ru-RU"/>
+        </w:rPr>
+        <w:t xml:space="preserve">, либо </w:t>
+      </w:r>
+      <w:proofErr w:type="spellStart"/>
+      <w:r>
+        <w:rPr>
+          <w:rFonts w:ascii="Times New Roman" w:eastAsia="Times New Roman" w:hAnsi="Times New Roman" w:cs="Times New Roman"/>
+          <w:sz w:val="28"/>
+          <w:szCs w:val="28"/>
+          <w:lang w:eastAsia="ru-RU"/>
+        </w:rPr>
+        <w:t>camelCase</w:t>
+      </w:r>
+      <w:proofErr w:type="spellEnd"/>
+      <w:r>
+        <w:rPr>
+          <w:rFonts w:ascii="Times New Roman" w:eastAsia="Times New Roman" w:hAnsi="Times New Roman" w:cs="Times New Roman"/>
+          <w:sz w:val="28"/>
+          <w:szCs w:val="28"/>
+          <w:lang w:eastAsia="ru-RU"/>
+        </w:rPr>
+        <w:t>. Сейчас смешано.</w:t>
+      </w:r>
+    </w:p>
+    <w:p>
+      <w:pPr>
+        <w:numPr>
+          <w:ilvl w:val="0"/>
+          <w:numId w:val="6"/>
+        </w:numPr>
+        <w:spacing w:before="100" w:beforeAutospacing="1" w:after="100" w:afterAutospacing="1" w:line="240" w:lineRule="auto"/>
+        <w:rPr>
+          <w:rFonts w:ascii="Times New Roman" w:eastAsia="Times New Roman" w:hAnsi="Times New Roman" w:cs="Times New Roman"/>
+          <w:sz w:val="28"/>
+          <w:szCs w:val="28"/>
+          <w:lang w:eastAsia="ru-RU"/>
+        </w:rPr>
+      </w:pPr>
+      <w:r>
+        <w:rPr>
+          <w:rFonts w:ascii="Times New Roman" w:eastAsia="Times New Roman" w:hAnsi="Times New Roman" w:cs="Times New Roman"/>
+          <w:sz w:val="28"/>
+          <w:szCs w:val="28"/>
+          <w:lang w:eastAsia="ru-RU"/>
+        </w:rPr>
+        <w:t xml:space="preserve">FK и PK </w:t>
+      </w:r>
+      <w:proofErr w:type="spellStart"/>
+      <w:r>
+        <w:rPr>
+          <w:rFonts w:ascii="Times New Roman" w:eastAsia="Times New Roman" w:hAnsi="Times New Roman" w:cs="Times New Roman"/>
+          <w:sz w:val="28"/>
+          <w:szCs w:val="28"/>
+          <w:lang w:eastAsia="ru-RU"/>
+        </w:rPr>
+        <w:t>constraints</w:t>
+      </w:r>
+      <w:proofErr w:type="spellEnd"/>
+      <w:r>
+        <w:rPr>
+          <w:rFonts w:ascii="Times New Roman" w:eastAsia="Times New Roman" w:hAnsi="Times New Roman" w:cs="Times New Roman"/>
+          <w:sz w:val="28"/>
+          <w:szCs w:val="28"/>
+          <w:lang w:eastAsia="ru-RU"/>
+        </w:rPr>
+        <w:t xml:space="preserve"> должны иметь уникальные и осмысленные имена (</w:t>
+      </w:r>
+      <w:proofErr w:type="spellStart"/>
+      <w:r>
+        <w:rPr>
+          <w:rFonts w:ascii="Times New Roman" w:eastAsia="Times New Roman" w:hAnsi="Times New Roman" w:cs="Times New Roman"/>
+          <w:sz w:val="28"/>
+          <w:szCs w:val="28"/>
+          <w:lang w:eastAsia="ru-RU"/>
+        </w:rPr>
+        <w:t>fk_accounts_status</w:t>
+      </w:r>
+      <w:proofErr w:type="spellEnd"/>
+      <w:r>
+        <w:rPr>
+          <w:rFonts w:ascii="Times New Roman" w:eastAsia="Times New Roman" w:hAnsi="Times New Roman" w:cs="Times New Roman"/>
+          <w:sz w:val="28"/>
+          <w:szCs w:val="28"/>
+          <w:lang w:eastAsia="ru-RU"/>
+        </w:rPr>
+        <w:t xml:space="preserve">, </w:t>
+      </w:r>
+      <w:proofErr w:type="spellStart"/>
+      <w:r>
+        <w:rPr>
+          <w:rFonts w:ascii="Times New Roman" w:eastAsia="Times New Roman" w:hAnsi="Times New Roman" w:cs="Times New Roman"/>
+          <w:sz w:val="28"/>
+          <w:szCs w:val="28"/>
+          <w:lang w:eastAsia="ru-RU"/>
+        </w:rPr>
+        <w:t>fk_accounts_owner</w:t>
+      </w:r>
+      <w:proofErr w:type="spellEnd"/>
+      <w:r>
+        <w:rPr>
+          <w:rFonts w:ascii="Times New Roman" w:eastAsia="Times New Roman" w:hAnsi="Times New Roman" w:cs="Times New Roman"/>
+          <w:sz w:val="28"/>
+          <w:szCs w:val="28"/>
+          <w:lang w:eastAsia="ru-RU"/>
+        </w:rPr>
+        <w:t xml:space="preserve"> и т.д.).</w:t>
+      </w:r>
+    </w:p>
+    <w:p>
+      <w:pPr>
+        <w:spacing w:before="100" w:beforeAutospacing="1" w:after="100" w:afterAutospacing="1" w:line="240" w:lineRule="auto"/>
+        <w:outlineLvl w:val="1"/>
+        <w:rPr>
+          <w:rFonts w:ascii="Times New Roman" w:eastAsia="Times New Roman" w:hAnsi="Times New Roman" w:cs="Times New Roman"/>
+          <w:b/>
+          <w:bCs/>
+          <w:sz w:val="28"/>
+          <w:szCs w:val="28"/>
+          <w:lang w:eastAsia="ru-RU"/>
+        </w:rPr>
+      </w:pPr>
+      <w:r>
+        <w:rPr>
+          <w:rFonts w:ascii="Times New Roman" w:eastAsia="Times New Roman" w:hAnsi="Times New Roman" w:cs="Times New Roman"/>
+          <w:b/>
+          <w:bCs/>
+          <w:sz w:val="28"/>
+          <w:szCs w:val="28"/>
+          <w:lang w:eastAsia="ru-RU"/>
+        </w:rPr>
+        <w:t>6. Оптимизация типов данных</w:t>
+      </w:r>
+    </w:p>
+    <w:p>
+      <w:pPr>
+        <w:numPr>
+          <w:ilvl w:val="0"/>
+          <w:numId w:val="7"/>
+        </w:numPr>
+        <w:spacing w:before="100" w:beforeAutospacing="1" w:after="100" w:afterAutospacing="1" w:line="240" w:lineRule="auto"/>
+        <w:rPr>
+          <w:rFonts w:ascii="Times New Roman" w:eastAsia="Times New Roman" w:hAnsi="Times New Roman" w:cs="Times New Roman"/>
+          <w:sz w:val="28"/>
+          <w:szCs w:val="28"/>
+          <w:lang w:eastAsia="ru-RU"/>
+        </w:rPr>
+      </w:pPr>
+      <w:r>
+        <w:rPr>
+          <w:rFonts w:ascii="Times New Roman" w:eastAsia="Times New Roman" w:hAnsi="Times New Roman" w:cs="Times New Roman"/>
+          <w:sz w:val="28"/>
+          <w:szCs w:val="28"/>
+          <w:lang w:eastAsia="ru-RU"/>
+        </w:rPr>
+        <w:t xml:space="preserve">Денежные поля → </w:t>
+      </w:r>
+      <w:proofErr w:type="gramStart"/>
+      <w:r>
+        <w:rPr>
+          <w:rFonts w:ascii="Times New Roman" w:eastAsia="Times New Roman" w:hAnsi="Times New Roman" w:cs="Times New Roman"/>
+          <w:sz w:val="28"/>
+          <w:szCs w:val="28"/>
+          <w:lang w:eastAsia="ru-RU"/>
+        </w:rPr>
+        <w:t>DECIMAL(</w:t>
+      </w:r>
+      <w:proofErr w:type="gramEnd"/>
+      <w:r>
+        <w:rPr>
+          <w:rFonts w:ascii="Times New Roman" w:eastAsia="Times New Roman" w:hAnsi="Times New Roman" w:cs="Times New Roman"/>
+          <w:sz w:val="28"/>
+          <w:szCs w:val="28"/>
+          <w:lang w:eastAsia="ru-RU"/>
+        </w:rPr>
+        <w:t>15,2).</w:t>
+      </w:r>
+    </w:p>
+    <w:p>
+      <w:pPr>
+        <w:numPr>
+          <w:ilvl w:val="0"/>
+          <w:numId w:val="7"/>
+        </w:numPr>
+        <w:spacing w:before="100" w:beforeAutospacing="1" w:after="100" w:afterAutospacing="1" w:line="240" w:lineRule="auto"/>
+        <w:rPr>
+          <w:rFonts w:ascii="Times New Roman" w:eastAsia="Times New Roman" w:hAnsi="Times New Roman" w:cs="Times New Roman"/>
+          <w:sz w:val="28"/>
+          <w:szCs w:val="28"/>
+          <w:lang w:eastAsia="ru-RU"/>
+        </w:rPr>
+      </w:pPr>
+      <w:r>
+        <w:rPr>
+          <w:rFonts w:ascii="Times New Roman" w:eastAsia="Times New Roman" w:hAnsi="Times New Roman" w:cs="Times New Roman"/>
+          <w:sz w:val="28"/>
+          <w:szCs w:val="28"/>
+          <w:lang w:eastAsia="ru-RU"/>
+        </w:rPr>
+        <w:t xml:space="preserve">Телефон → </w:t>
+      </w:r>
+      <w:proofErr w:type="gramStart"/>
+      <w:r>
+        <w:rPr>
+          <w:rFonts w:ascii="Times New Roman" w:eastAsia="Times New Roman" w:hAnsi="Times New Roman" w:cs="Times New Roman"/>
+          <w:sz w:val="28"/>
+          <w:szCs w:val="28"/>
+          <w:lang w:eastAsia="ru-RU"/>
+        </w:rPr>
+        <w:t>VARCHAR(</w:t>
+      </w:r>
+      <w:proofErr w:type="gramEnd"/>
+      <w:r>
+        <w:rPr>
+          <w:rFonts w:ascii="Times New Roman" w:eastAsia="Times New Roman" w:hAnsi="Times New Roman" w:cs="Times New Roman"/>
+          <w:sz w:val="28"/>
+          <w:szCs w:val="28"/>
+          <w:lang w:eastAsia="ru-RU"/>
+        </w:rPr>
+        <w:t>15).</w:t>
+      </w:r>
+    </w:p>
+    <w:p>
+      <w:pPr>
+        <w:numPr>
+          <w:ilvl w:val="0"/>
+          <w:numId w:val="7"/>
+        </w:numPr>
+        <w:spacing w:before="100" w:beforeAutospacing="1" w:after="100" w:afterAutospacing="1" w:line="240" w:lineRule="auto"/>
+        <w:rPr>
+          <w:rFonts w:ascii="Times New Roman" w:eastAsia="Times New Roman" w:hAnsi="Times New Roman" w:cs="Times New Roman"/>
+          <w:sz w:val="28"/>
+          <w:szCs w:val="28"/>
+          <w:lang w:val="en-US" w:eastAsia="ru-RU"/>
+        </w:rPr>
+      </w:pPr>
+      <w:r>
+        <w:rPr>
+          <w:rFonts w:ascii="Times New Roman" w:eastAsia="Times New Roman" w:hAnsi="Times New Roman" w:cs="Times New Roman"/>
+          <w:sz w:val="28"/>
+          <w:szCs w:val="28"/>
+          <w:lang w:eastAsia="ru-RU"/>
+        </w:rPr>
+        <w:t>Флаги</w:t>
+      </w:r>
+      <w:r>
+        <w:rPr>
+          <w:rFonts w:ascii="Times New Roman" w:eastAsia="Times New Roman" w:hAnsi="Times New Roman" w:cs="Times New Roman"/>
+          <w:sz w:val="28"/>
+          <w:szCs w:val="28"/>
+          <w:lang w:val="en-US" w:eastAsia="ru-RU"/>
+        </w:rPr>
+        <w:t xml:space="preserve"> (</w:t>
+      </w:r>
+      <w:proofErr w:type="spellStart"/>
+      <w:r>
+        <w:rPr>
+          <w:rFonts w:ascii="Times New Roman" w:eastAsia="Times New Roman" w:hAnsi="Times New Roman" w:cs="Times New Roman"/>
+          <w:sz w:val="28"/>
+          <w:szCs w:val="28"/>
+          <w:lang w:val="en-US" w:eastAsia="ru-RU"/>
+        </w:rPr>
+        <w:t>account_is_system</w:t>
+      </w:r>
+      <w:proofErr w:type="spellEnd"/>
+      <w:r>
+        <w:rPr>
+          <w:rFonts w:ascii="Times New Roman" w:eastAsia="Times New Roman" w:hAnsi="Times New Roman" w:cs="Times New Roman"/>
+          <w:sz w:val="28"/>
+          <w:szCs w:val="28"/>
+          <w:lang w:val="en-US" w:eastAsia="ru-RU"/>
+        </w:rPr>
+        <w:t xml:space="preserve">, </w:t>
+      </w:r>
+      <w:proofErr w:type="spellStart"/>
+      <w:r>
+        <w:rPr>
+          <w:rFonts w:ascii="Times New Roman" w:eastAsia="Times New Roman" w:hAnsi="Times New Roman" w:cs="Times New Roman"/>
+          <w:sz w:val="28"/>
+          <w:szCs w:val="28"/>
+          <w:lang w:val="en-US" w:eastAsia="ru-RU"/>
+        </w:rPr>
+        <w:t>tp_is_current</w:t>
+      </w:r>
+      <w:proofErr w:type="spellEnd"/>
+      <w:r>
+        <w:rPr>
+          <w:rFonts w:ascii="Times New Roman" w:eastAsia="Times New Roman" w:hAnsi="Times New Roman" w:cs="Times New Roman"/>
+          <w:sz w:val="28"/>
+          <w:szCs w:val="28"/>
+          <w:lang w:val="en-US" w:eastAsia="ru-RU"/>
+        </w:rPr>
+        <w:t>) → BOOLEAN (</w:t>
+      </w:r>
+      <w:r>
+        <w:rPr>
+          <w:rFonts w:ascii="Times New Roman" w:eastAsia="Times New Roman" w:hAnsi="Times New Roman" w:cs="Times New Roman"/>
+          <w:sz w:val="28"/>
+          <w:szCs w:val="28"/>
+          <w:lang w:eastAsia="ru-RU"/>
+        </w:rPr>
+        <w:t>или</w:t>
+      </w:r>
+      <w:r>
+        <w:rPr>
+          <w:rFonts w:ascii="Times New Roman" w:eastAsia="Times New Roman" w:hAnsi="Times New Roman" w:cs="Times New Roman"/>
+          <w:sz w:val="28"/>
+          <w:szCs w:val="28"/>
+          <w:lang w:val="en-US" w:eastAsia="ru-RU"/>
+        </w:rPr>
+        <w:t xml:space="preserve"> </w:t>
+      </w:r>
+      <w:proofErr w:type="gramStart"/>
+      <w:r>
+        <w:rPr>
+          <w:rFonts w:ascii="Times New Roman" w:eastAsia="Times New Roman" w:hAnsi="Times New Roman" w:cs="Times New Roman"/>
+          <w:sz w:val="28"/>
+          <w:szCs w:val="28"/>
+          <w:lang w:val="en-US" w:eastAsia="ru-RU"/>
+        </w:rPr>
+        <w:t>TINYINT(</w:t>
+      </w:r>
+      <w:proofErr w:type="gramEnd"/>
+      <w:r>
+        <w:rPr>
+          <w:rFonts w:ascii="Times New Roman" w:eastAsia="Times New Roman" w:hAnsi="Times New Roman" w:cs="Times New Roman"/>
+          <w:sz w:val="28"/>
+          <w:szCs w:val="28"/>
+          <w:lang w:val="en-US" w:eastAsia="ru-RU"/>
+        </w:rPr>
+        <w:t xml:space="preserve">1) </w:t>
+      </w:r>
+      <w:r>
+        <w:rPr>
+          <w:rFonts w:ascii="Times New Roman" w:eastAsia="Times New Roman" w:hAnsi="Times New Roman" w:cs="Times New Roman"/>
+          <w:sz w:val="28"/>
+          <w:szCs w:val="28"/>
+          <w:lang w:eastAsia="ru-RU"/>
+        </w:rPr>
+        <w:t>в</w:t>
+      </w:r>
+      <w:r>
+        <w:rPr>
+          <w:rFonts w:ascii="Times New Roman" w:eastAsia="Times New Roman" w:hAnsi="Times New Roman" w:cs="Times New Roman"/>
+          <w:sz w:val="28"/>
+          <w:szCs w:val="28"/>
+          <w:lang w:val="en-US" w:eastAsia="ru-RU"/>
+        </w:rPr>
+        <w:t xml:space="preserve"> MySQL).</w:t>
+      </w:r>
+    </w:p>
+    <w:p>
+      <w:pPr>
+        <w:numPr>
+          <w:ilvl w:val="0"/>
+          <w:numId w:val="7"/>
+        </w:numPr>
+        <w:spacing w:before="100" w:beforeAutospacing="1" w:after="100" w:afterAutospacing="1" w:line="240" w:lineRule="auto"/>
+        <w:rPr>
+          <w:rFonts w:ascii="Times New Roman" w:eastAsia="Times New Roman" w:hAnsi="Times New Roman" w:cs="Times New Roman"/>
+          <w:sz w:val="28"/>
+          <w:szCs w:val="28"/>
+          <w:lang w:val="en-US" w:eastAsia="ru-RU"/>
+        </w:rPr>
+      </w:pPr>
+      <w:r>
+        <w:rPr>
+          <w:rFonts w:ascii="Times New Roman" w:eastAsia="Times New Roman" w:hAnsi="Times New Roman" w:cs="Times New Roman"/>
+          <w:sz w:val="28"/>
+          <w:szCs w:val="28"/>
+          <w:lang w:eastAsia="ru-RU"/>
+        </w:rPr>
+        <w:t>Даты</w:t>
+      </w:r>
+      <w:r>
+        <w:rPr>
+          <w:rFonts w:ascii="Times New Roman" w:eastAsia="Times New Roman" w:hAnsi="Times New Roman" w:cs="Times New Roman"/>
+          <w:sz w:val="28"/>
+          <w:szCs w:val="28"/>
+          <w:lang w:val="en-US" w:eastAsia="ru-RU"/>
+        </w:rPr>
+        <w:t xml:space="preserve"> → DATETIME </w:t>
+      </w:r>
+      <w:r>
+        <w:rPr>
+          <w:rFonts w:ascii="Times New Roman" w:eastAsia="Times New Roman" w:hAnsi="Times New Roman" w:cs="Times New Roman"/>
+          <w:sz w:val="28"/>
+          <w:szCs w:val="28"/>
+          <w:lang w:eastAsia="ru-RU"/>
+        </w:rPr>
+        <w:t>или</w:t>
+      </w:r>
+      <w:r>
+        <w:rPr>
+          <w:rFonts w:ascii="Times New Roman" w:eastAsia="Times New Roman" w:hAnsi="Times New Roman" w:cs="Times New Roman"/>
+          <w:sz w:val="28"/>
+          <w:szCs w:val="28"/>
+          <w:lang w:val="en-US" w:eastAsia="ru-RU"/>
+        </w:rPr>
+        <w:t xml:space="preserve"> TIMESTAMP (</w:t>
+      </w:r>
+      <w:r>
+        <w:rPr>
+          <w:rFonts w:ascii="Times New Roman" w:eastAsia="Times New Roman" w:hAnsi="Times New Roman" w:cs="Times New Roman"/>
+          <w:sz w:val="28"/>
+          <w:szCs w:val="28"/>
+          <w:lang w:eastAsia="ru-RU"/>
+        </w:rPr>
+        <w:t>для</w:t>
+      </w:r>
+      <w:r>
+        <w:rPr>
+          <w:rFonts w:ascii="Times New Roman" w:eastAsia="Times New Roman" w:hAnsi="Times New Roman" w:cs="Times New Roman"/>
+          <w:sz w:val="28"/>
+          <w:szCs w:val="28"/>
+          <w:lang w:val="en-US" w:eastAsia="ru-RU"/>
+        </w:rPr>
+        <w:t xml:space="preserve"> </w:t>
+      </w:r>
+      <w:r>
+        <w:rPr>
+          <w:rFonts w:ascii="Times New Roman" w:eastAsia="Times New Roman" w:hAnsi="Times New Roman" w:cs="Times New Roman"/>
+          <w:sz w:val="28"/>
+          <w:szCs w:val="28"/>
+          <w:lang w:eastAsia="ru-RU"/>
+        </w:rPr>
+        <w:t>транзакций</w:t>
+      </w:r>
+      <w:r>
+        <w:rPr>
+          <w:rFonts w:ascii="Times New Roman" w:eastAsia="Times New Roman" w:hAnsi="Times New Roman" w:cs="Times New Roman"/>
+          <w:sz w:val="28"/>
+          <w:szCs w:val="28"/>
+          <w:lang w:val="en-US" w:eastAsia="ru-RU"/>
+        </w:rPr>
+        <w:t>).</w:t>
+      </w:r>
+    </w:p>
+    <w:p>
+      <w:pPr>
+        <w:spacing w:before="100" w:beforeAutospacing="1" w:after="100" w:afterAutospacing="1" w:line="240" w:lineRule="auto"/>
+        <w:outlineLvl w:val="1"/>
+        <w:rPr>
+          <w:rFonts w:ascii="Times New Roman" w:eastAsia="Times New Roman" w:hAnsi="Times New Roman" w:cs="Times New Roman"/>
+          <w:b/>
+          <w:bCs/>
+          <w:sz w:val="28"/>
+          <w:szCs w:val="28"/>
+          <w:lang w:eastAsia="ru-RU"/>
+        </w:rPr>
+      </w:pPr>
+      <w:r>
+        <w:rPr>
+          <w:rFonts w:ascii="Times New Roman" w:eastAsia="Times New Roman" w:hAnsi="Times New Roman" w:cs="Times New Roman"/>
+          <w:b/>
+          <w:bCs/>
+          <w:sz w:val="28"/>
+          <w:szCs w:val="28"/>
+          <w:lang w:eastAsia="ru-RU"/>
+        </w:rPr>
+        <w:t>7. Оптимизация ключей</w:t>
+      </w:r>
+    </w:p>
+    <w:p>
+      <w:pPr>
+        <w:numPr>
+          <w:ilvl w:val="0"/>
+          <w:numId w:val="8"/>
+        </w:numPr>
+        <w:spacing w:before="100" w:beforeAutospacing="1" w:after="100" w:afterAutospacing="1" w:line="240" w:lineRule="auto"/>
+        <w:rPr>
+          <w:rFonts w:ascii="Times New Roman" w:eastAsia="Times New Roman" w:hAnsi="Times New Roman" w:cs="Times New Roman"/>
+          <w:sz w:val="28"/>
+          <w:szCs w:val="28"/>
+          <w:lang w:val="en-US" w:eastAsia="ru-RU"/>
+        </w:rPr>
+      </w:pPr>
+      <w:r>
+        <w:rPr>
+          <w:rFonts w:ascii="Times New Roman" w:eastAsia="Times New Roman" w:hAnsi="Times New Roman" w:cs="Times New Roman"/>
+          <w:sz w:val="28"/>
+          <w:szCs w:val="28"/>
+          <w:lang w:val="en-US" w:eastAsia="ru-RU"/>
+        </w:rPr>
+        <w:t xml:space="preserve">accounts: PK </w:t>
+      </w:r>
+      <w:r>
+        <w:rPr>
+          <w:rFonts w:ascii="Times New Roman" w:eastAsia="Times New Roman" w:hAnsi="Times New Roman" w:cs="Times New Roman"/>
+          <w:sz w:val="28"/>
+          <w:szCs w:val="28"/>
+          <w:lang w:eastAsia="ru-RU"/>
+        </w:rPr>
+        <w:t>только</w:t>
+      </w:r>
+      <w:r>
+        <w:rPr>
+          <w:rFonts w:ascii="Times New Roman" w:eastAsia="Times New Roman" w:hAnsi="Times New Roman" w:cs="Times New Roman"/>
+          <w:sz w:val="28"/>
+          <w:szCs w:val="28"/>
+          <w:lang w:val="en-US" w:eastAsia="ru-RU"/>
+        </w:rPr>
+        <w:t xml:space="preserve"> </w:t>
+      </w:r>
+      <w:proofErr w:type="spellStart"/>
+      <w:r>
+        <w:rPr>
+          <w:rFonts w:ascii="Times New Roman" w:eastAsia="Times New Roman" w:hAnsi="Times New Roman" w:cs="Times New Roman"/>
+          <w:sz w:val="28"/>
+          <w:szCs w:val="28"/>
+          <w:lang w:val="en-US" w:eastAsia="ru-RU"/>
+        </w:rPr>
+        <w:t>account_id</w:t>
+      </w:r>
+      <w:proofErr w:type="spellEnd"/>
+      <w:r>
+        <w:rPr>
+          <w:rFonts w:ascii="Times New Roman" w:eastAsia="Times New Roman" w:hAnsi="Times New Roman" w:cs="Times New Roman"/>
+          <w:sz w:val="28"/>
+          <w:szCs w:val="28"/>
+          <w:lang w:val="en-US" w:eastAsia="ru-RU"/>
+        </w:rPr>
+        <w:t>.</w:t>
+      </w:r>
+    </w:p>
+    <w:p>
+      <w:pPr>
+        <w:numPr>
+          <w:ilvl w:val="0"/>
+          <w:numId w:val="8"/>
+        </w:numPr>
+        <w:spacing w:before="100" w:beforeAutospacing="1" w:after="100" w:afterAutospacing="1" w:line="240" w:lineRule="auto"/>
+        <w:rPr>
+          <w:rFonts w:ascii="Times New Roman" w:eastAsia="Times New Roman" w:hAnsi="Times New Roman" w:cs="Times New Roman"/>
+          <w:sz w:val="28"/>
+          <w:szCs w:val="28"/>
+          <w:lang w:val="en-US" w:eastAsia="ru-RU"/>
+        </w:rPr>
+      </w:pPr>
+      <w:proofErr w:type="spellStart"/>
+      <w:r>
+        <w:rPr>
+          <w:rFonts w:ascii="Times New Roman" w:eastAsia="Times New Roman" w:hAnsi="Times New Roman" w:cs="Times New Roman"/>
+          <w:sz w:val="28"/>
+          <w:szCs w:val="28"/>
+          <w:lang w:val="en-US" w:eastAsia="ru-RU"/>
+        </w:rPr>
+        <w:t>account_period_summary</w:t>
+      </w:r>
+      <w:proofErr w:type="spellEnd"/>
+      <w:r>
+        <w:rPr>
+          <w:rFonts w:ascii="Times New Roman" w:eastAsia="Times New Roman" w:hAnsi="Times New Roman" w:cs="Times New Roman"/>
+          <w:sz w:val="28"/>
+          <w:szCs w:val="28"/>
+          <w:lang w:val="en-US" w:eastAsia="ru-RU"/>
+        </w:rPr>
+        <w:t xml:space="preserve">: PK </w:t>
+      </w:r>
+      <w:r>
+        <w:rPr>
+          <w:rFonts w:ascii="Times New Roman" w:eastAsia="Times New Roman" w:hAnsi="Times New Roman" w:cs="Times New Roman"/>
+          <w:sz w:val="28"/>
+          <w:szCs w:val="28"/>
+          <w:lang w:eastAsia="ru-RU"/>
+        </w:rPr>
+        <w:t>только</w:t>
+      </w:r>
+      <w:r>
+        <w:rPr>
+          <w:rFonts w:ascii="Times New Roman" w:eastAsia="Times New Roman" w:hAnsi="Times New Roman" w:cs="Times New Roman"/>
+          <w:sz w:val="28"/>
+          <w:szCs w:val="28"/>
+          <w:lang w:val="en-US" w:eastAsia="ru-RU"/>
+        </w:rPr>
+        <w:t xml:space="preserve"> </w:t>
+      </w:r>
+      <w:proofErr w:type="spellStart"/>
+      <w:r>
+        <w:rPr>
+          <w:rFonts w:ascii="Times New Roman" w:eastAsia="Times New Roman" w:hAnsi="Times New Roman" w:cs="Times New Roman"/>
+          <w:sz w:val="28"/>
+          <w:szCs w:val="28"/>
+          <w:lang w:val="en-US" w:eastAsia="ru-RU"/>
+        </w:rPr>
+        <w:t>aps_id</w:t>
+      </w:r>
+      <w:proofErr w:type="spellEnd"/>
+      <w:r>
+        <w:rPr>
+          <w:rFonts w:ascii="Times New Roman" w:eastAsia="Times New Roman" w:hAnsi="Times New Roman" w:cs="Times New Roman"/>
+          <w:sz w:val="28"/>
+          <w:szCs w:val="28"/>
+          <w:lang w:val="en-US" w:eastAsia="ru-RU"/>
+        </w:rPr>
+        <w:t>.</w:t>
+      </w:r>
+    </w:p>
+    <w:p>
+      <w:pPr>
+        <w:numPr>
+          <w:ilvl w:val="0"/>
+          <w:numId w:val="8"/>
+        </w:numPr>
+        <w:spacing w:before="100" w:beforeAutospacing="1" w:after="100" w:afterAutospacing="1" w:line="240" w:lineRule="auto"/>
+        <w:rPr>
+          <w:rFonts w:ascii="Times New Roman" w:eastAsia="Times New Roman" w:hAnsi="Times New Roman" w:cs="Times New Roman"/>
+          <w:sz w:val="28"/>
+          <w:szCs w:val="28"/>
+          <w:lang w:val="en-US" w:eastAsia="ru-RU"/>
+        </w:rPr>
+      </w:pPr>
+      <w:r>
+        <w:rPr>
+          <w:rFonts w:ascii="Times New Roman" w:eastAsia="Times New Roman" w:hAnsi="Times New Roman" w:cs="Times New Roman"/>
+          <w:sz w:val="28"/>
+          <w:szCs w:val="28"/>
+          <w:lang w:val="en-US" w:eastAsia="ru-RU"/>
+        </w:rPr>
+        <w:t xml:space="preserve">status: PK </w:t>
+      </w:r>
+      <w:proofErr w:type="spellStart"/>
+      <w:r>
+        <w:rPr>
+          <w:rFonts w:ascii="Times New Roman" w:eastAsia="Times New Roman" w:hAnsi="Times New Roman" w:cs="Times New Roman"/>
+          <w:sz w:val="28"/>
+          <w:szCs w:val="28"/>
+          <w:lang w:val="en-US" w:eastAsia="ru-RU"/>
+        </w:rPr>
+        <w:t>status_id</w:t>
+      </w:r>
+      <w:proofErr w:type="spellEnd"/>
+      <w:r>
+        <w:rPr>
+          <w:rFonts w:ascii="Times New Roman" w:eastAsia="Times New Roman" w:hAnsi="Times New Roman" w:cs="Times New Roman"/>
+          <w:sz w:val="28"/>
+          <w:szCs w:val="28"/>
+          <w:lang w:val="en-US" w:eastAsia="ru-RU"/>
+        </w:rPr>
+        <w:t xml:space="preserve">, FK </w:t>
+      </w:r>
+      <w:r>
+        <w:rPr>
+          <w:rFonts w:ascii="Times New Roman" w:eastAsia="Times New Roman" w:hAnsi="Times New Roman" w:cs="Times New Roman"/>
+          <w:sz w:val="28"/>
+          <w:szCs w:val="28"/>
+          <w:lang w:eastAsia="ru-RU"/>
+        </w:rPr>
+        <w:t>в</w:t>
+      </w:r>
+      <w:r>
+        <w:rPr>
+          <w:rFonts w:ascii="Times New Roman" w:eastAsia="Times New Roman" w:hAnsi="Times New Roman" w:cs="Times New Roman"/>
+          <w:sz w:val="28"/>
+          <w:szCs w:val="28"/>
+          <w:lang w:val="en-US" w:eastAsia="ru-RU"/>
+        </w:rPr>
+        <w:t xml:space="preserve"> accounts.</w:t>
+      </w:r>
+    </w:p>
+    <w:p>
+      <w:pPr>
+        <w:numPr>
+          <w:ilvl w:val="0"/>
+          <w:numId w:val="8"/>
+        </w:numPr>
+        <w:spacing w:before="100" w:beforeAutospacing="1" w:after="100" w:afterAutospacing="1" w:line="240" w:lineRule="auto"/>
+        <w:rPr>
+          <w:rFonts w:ascii="Times New Roman" w:eastAsia="Times New Roman" w:hAnsi="Times New Roman" w:cs="Times New Roman"/>
+          <w:sz w:val="28"/>
+          <w:szCs w:val="28"/>
+          <w:lang w:val="en-US" w:eastAsia="ru-RU"/>
+        </w:rPr>
+      </w:pPr>
+      <w:r>
+        <w:rPr>
+          <w:rFonts w:ascii="Times New Roman" w:eastAsia="Times New Roman" w:hAnsi="Times New Roman" w:cs="Times New Roman"/>
+          <w:sz w:val="28"/>
+          <w:szCs w:val="28"/>
+          <w:lang w:val="en-US" w:eastAsia="ru-RU"/>
+        </w:rPr>
+        <w:t xml:space="preserve">office: PK </w:t>
+      </w:r>
+      <w:proofErr w:type="spellStart"/>
+      <w:r>
+        <w:rPr>
+          <w:rFonts w:ascii="Times New Roman" w:eastAsia="Times New Roman" w:hAnsi="Times New Roman" w:cs="Times New Roman"/>
+          <w:sz w:val="28"/>
+          <w:szCs w:val="28"/>
+          <w:lang w:val="en-US" w:eastAsia="ru-RU"/>
+        </w:rPr>
+        <w:t>off_id</w:t>
+      </w:r>
+      <w:proofErr w:type="spellEnd"/>
+      <w:r>
+        <w:rPr>
+          <w:rFonts w:ascii="Times New Roman" w:eastAsia="Times New Roman" w:hAnsi="Times New Roman" w:cs="Times New Roman"/>
+          <w:sz w:val="28"/>
+          <w:szCs w:val="28"/>
+          <w:lang w:val="en-US" w:eastAsia="ru-RU"/>
+        </w:rPr>
+        <w:t xml:space="preserve">, FK </w:t>
+      </w:r>
+      <w:r>
+        <w:rPr>
+          <w:rFonts w:ascii="Times New Roman" w:eastAsia="Times New Roman" w:hAnsi="Times New Roman" w:cs="Times New Roman"/>
+          <w:sz w:val="28"/>
+          <w:szCs w:val="28"/>
+          <w:lang w:eastAsia="ru-RU"/>
+        </w:rPr>
+        <w:t>в</w:t>
+      </w:r>
+      <w:r>
+        <w:rPr>
+          <w:rFonts w:ascii="Times New Roman" w:eastAsia="Times New Roman" w:hAnsi="Times New Roman" w:cs="Times New Roman"/>
+          <w:sz w:val="28"/>
+          <w:szCs w:val="28"/>
+          <w:lang w:val="en-US" w:eastAsia="ru-RU"/>
+        </w:rPr>
+        <w:t xml:space="preserve"> accounts </w:t>
+      </w:r>
+      <w:r>
+        <w:rPr>
+          <w:rFonts w:ascii="Times New Roman" w:eastAsia="Times New Roman" w:hAnsi="Times New Roman" w:cs="Times New Roman"/>
+          <w:sz w:val="28"/>
+          <w:szCs w:val="28"/>
+          <w:lang w:eastAsia="ru-RU"/>
+        </w:rPr>
+        <w:t>убрать</w:t>
+      </w:r>
+      <w:r>
+        <w:rPr>
+          <w:rFonts w:ascii="Times New Roman" w:eastAsia="Times New Roman" w:hAnsi="Times New Roman" w:cs="Times New Roman"/>
+          <w:sz w:val="28"/>
+          <w:szCs w:val="28"/>
+          <w:lang w:val="en-US" w:eastAsia="ru-RU"/>
+        </w:rPr>
+        <w:t>.</w:t>
+      </w:r>
+    </w:p>
+    <w:p>
+      <w:pPr>
+        <w:spacing w:before="100" w:beforeAutospacing="1" w:after="100" w:afterAutospacing="1" w:line="240" w:lineRule="auto"/>
+        <w:outlineLvl w:val="1"/>
+        <w:rPr>
+          <w:rFonts w:ascii="Times New Roman" w:eastAsia="Times New Roman" w:hAnsi="Times New Roman" w:cs="Times New Roman"/>
+          <w:b/>
+          <w:bCs/>
+          <w:sz w:val="28"/>
+          <w:szCs w:val="28"/>
+          <w:lang w:eastAsia="ru-RU"/>
+        </w:rPr>
+      </w:pPr>
+      <w:r>
+        <w:rPr>
+          <w:rFonts w:ascii="Times New Roman" w:eastAsia="Times New Roman" w:hAnsi="Times New Roman" w:cs="Times New Roman"/>
+          <w:b/>
+          <w:bCs/>
+          <w:sz w:val="28"/>
+          <w:szCs w:val="28"/>
+          <w:lang w:eastAsia="ru-RU"/>
+        </w:rPr>
+        <w:t>8. Избыточные или отсутствующие связи</w:t>
+      </w:r>
+    </w:p>
+    <w:p>
+      <w:pPr>
+        <w:numPr>
+          <w:ilvl w:val="0"/>
+          <w:numId w:val="9"/>
+        </w:numPr>
+        <w:spacing w:before="100" w:beforeAutospacing="1" w:after="100" w:afterAutospacing="1" w:line="240" w:lineRule="auto"/>
+        <w:rPr>
+          <w:rFonts w:ascii="Times New Roman" w:eastAsia="Times New Roman" w:hAnsi="Times New Roman" w:cs="Times New Roman"/>
+          <w:sz w:val="28"/>
+          <w:szCs w:val="28"/>
+          <w:lang w:val="en-US" w:eastAsia="ru-RU"/>
+        </w:rPr>
+      </w:pPr>
+      <w:r>
+        <w:rPr>
+          <w:rFonts w:ascii="Times New Roman" w:eastAsia="Times New Roman" w:hAnsi="Times New Roman" w:cs="Times New Roman"/>
+          <w:sz w:val="28"/>
+          <w:szCs w:val="28"/>
+          <w:lang w:eastAsia="ru-RU"/>
+        </w:rPr>
+        <w:t>Избыточные</w:t>
+      </w:r>
+      <w:r>
+        <w:rPr>
+          <w:rFonts w:ascii="Times New Roman" w:eastAsia="Times New Roman" w:hAnsi="Times New Roman" w:cs="Times New Roman"/>
+          <w:sz w:val="28"/>
+          <w:szCs w:val="28"/>
+          <w:lang w:val="en-US" w:eastAsia="ru-RU"/>
+        </w:rPr>
+        <w:t>: status → accounts, office → accounts.</w:t>
+      </w:r>
+    </w:p>
+    <w:p>
+      <w:pPr>
+        <w:numPr>
+          <w:ilvl w:val="0"/>
+          <w:numId w:val="9"/>
+        </w:numPr>
+        <w:spacing w:before="100" w:beforeAutospacing="1" w:after="100" w:afterAutospacing="1" w:line="240" w:lineRule="auto"/>
+        <w:rPr>
+          <w:rFonts w:ascii="Times New Roman" w:eastAsia="Times New Roman" w:hAnsi="Times New Roman" w:cs="Times New Roman"/>
+          <w:sz w:val="28"/>
+          <w:szCs w:val="28"/>
+          <w:lang w:val="en-US" w:eastAsia="ru-RU"/>
+        </w:rPr>
+      </w:pPr>
+      <w:r>
+        <w:rPr>
+          <w:rFonts w:ascii="Times New Roman" w:eastAsia="Times New Roman" w:hAnsi="Times New Roman" w:cs="Times New Roman"/>
+          <w:sz w:val="28"/>
+          <w:szCs w:val="28"/>
+          <w:lang w:eastAsia="ru-RU"/>
+        </w:rPr>
+        <w:t>Отсутствующие</w:t>
+      </w:r>
+      <w:r>
+        <w:rPr>
+          <w:rFonts w:ascii="Times New Roman" w:eastAsia="Times New Roman" w:hAnsi="Times New Roman" w:cs="Times New Roman"/>
+          <w:sz w:val="28"/>
+          <w:szCs w:val="28"/>
+          <w:lang w:val="en-US" w:eastAsia="ru-RU"/>
+        </w:rPr>
+        <w:t>: accounts → status, accounts → office.</w:t>
+      </w:r>
+    </w:p>
+    <w:p>
+      <w:pPr>
+        <w:jc w:val="center"/>
+        <w:rPr>
+          <w:rFonts w:ascii="Times New Roman" w:hAnsi="Times New Roman" w:cs="Times New Roman"/>
+          <w:sz w:val="28"/>
+          <w:szCs w:val="28"/>
+          <w:lang w:val="en-US"/>
+        </w:rPr>
+      </w:pPr>
+    </w:p>
+    <w:p>
+      <w:pPr>
+        <w:jc w:val="center"/>
+        <w:rPr>
+          <w:rFonts w:ascii="Times New Roman" w:hAnsi="Times New Roman" w:cs="Times New Roman"/>
+          <w:sz w:val="28"/>
+          <w:szCs w:val="28"/>
+        </w:rPr>
+      </w:pPr>
+    </w:p>
+    <w:p>
+      <w:pPr>
+        <w:jc w:val="center"/>
+        <w:rPr>
+          <w:rFonts w:ascii="Times New Roman" w:hAnsi="Times New Roman" w:cs="Times New Roman"/>
+          <w:sz w:val="28"/>
+          <w:szCs w:val="28"/>
+        </w:rPr>
+      </w:pPr>
+    </w:p>
+    <w:p>
+      <w:pPr>
+        <w:jc w:val="center"/>
+        <w:rPr>
+          <w:rFonts w:ascii="Times New Roman" w:hAnsi="Times New Roman" w:cs="Times New Roman"/>
+          <w:sz w:val="28"/>
+          <w:szCs w:val="28"/>
+        </w:rPr>
+      </w:pPr>
+    </w:p>
+    <w:p>
+      <w:pPr>
+        <w:jc w:val="center"/>
+        <w:rPr>
+          <w:rFonts w:ascii="Times New Roman" w:hAnsi="Times New Roman" w:cs="Times New Roman"/>
+          <w:sz w:val="28"/>
+          <w:szCs w:val="28"/>
+        </w:rPr>
+      </w:pPr>
     </w:p>
     <w:p>
       <w:pPr>
@@ -587,10 +3608,10 @@
           <w:szCs w:val="28"/>
         </w:rPr>
         <w:drawing>
-          <wp:inline distT="0" distB="0" distL="0" distR="0" wp14:anchorId="47FD0D5A" wp14:editId="77275A32">
-            <wp:extent cx="5940425" cy="4935855"/>
-            <wp:effectExtent l="0" t="0" r="3175" b="0"/>
-            <wp:docPr id="3" name="Рисунок 3"/>
+          <wp:inline distT="0" distB="0" distL="0" distR="0" wp14:anchorId="6178E692" wp14:editId="71CC0627">
+            <wp:extent cx="5940425" cy="4568825"/>
+            <wp:effectExtent l="0" t="0" r="3175" b="3175"/>
+            <wp:docPr id="2" name="Рисунок 2"/>
             <wp:cNvGraphicFramePr>
               <a:graphicFrameLocks xmlns:a="http://schemas.openxmlformats.org/drawingml/2006/main" noChangeAspect="1"/>
             </wp:cNvGraphicFramePr>
@@ -610,7 +3631,7 @@
                   <pic:spPr>
                     <a:xfrm>
                       <a:off x="0" y="0"/>
-                      <a:ext cx="5940425" cy="4935855"/>
+                      <a:ext cx="5940425" cy="4568825"/>
                     </a:xfrm>
                     <a:prstGeom prst="rect">
                       <a:avLst/>
@@ -636,6 +3657,751 @@
 <file path=word/numbering.xml><?xml version="1.0" encoding="utf-8"?>
 <w:numbering xmlns:wpc="http://schemas.microsoft.com/office/word/2010/wordprocessingCanvas" xmlns:cx="http://schemas.microsoft.com/office/drawing/2014/chartex" xmlns:cx1="http://schemas.microsoft.com/office/drawing/2015/9/8/chartex" xmlns:cx2="http://schemas.microsoft.com/office/drawing/2015/10/21/chartex" xmlns:cx3="http://schemas.microsoft.com/office/drawing/2016/5/9/chartex" xmlns:cx4="http://schemas.microsoft.com/office/drawing/2016/5/10/chartex" xmlns:cx5="http://schemas.microsoft.com/office/drawing/2016/5/11/chartex" xmlns:cx6="http://schemas.microsoft.com/office/drawing/2016/5/12/chartex" xmlns:cx7="http://schemas.microsoft.com/office/drawing/2016/5/13/chartex" xmlns:cx8="http://schemas.microsoft.com/office/drawing/2016/5/14/chartex" xmlns:mc="http://schemas.openxmlformats.org/markup-compatibility/2006" xmlns:aink="http://schemas.microsoft.com/office/drawing/2016/ink" xmlns:am3d="http://schemas.microsoft.com/office/drawing/2017/model3d" xmlns:o="urn:schemas-microsoft-com:office:office" xmlns:r="http://schemas.openxmlformats.org/officeDocument/2006/relationships" xmlns:m="http://schemas.openxmlformats.org/officeDocument/2006/math" xmlns:v="urn:schemas-microsoft-com:vml" xmlns:wp14="http://schemas.microsoft.com/office/word/2010/wordprocessingDrawing" xmlns:wp="http://schemas.openxmlformats.org/drawingml/2006/wordprocessingDrawing" xmlns:w10="urn:schemas-microsoft-com:office:word" xmlns:w="http://schemas.openxmlformats.org/wordprocessingml/2006/main" xmlns:w14="http://schemas.microsoft.com/office/word/2010/wordml" xmlns:w15="http://schemas.microsoft.com/office/word/2012/wordml" xmlns:w16cex="http://schemas.microsoft.com/office/word/2018/wordml/cex" xmlns:w16cid="http://schemas.microsoft.com/office/word/2016/wordml/cid" xmlns:w16="http://schemas.microsoft.com/office/word/2018/wordml" xmlns:w16sdtdh="http://schemas.microsoft.com/office/word/2020/wordml/sdtdatahash" xmlns:w16se="http://schemas.microsoft.com/office/word/2015/wordml/symex" xmlns:wpg="http://schemas.microsoft.com/office/word/2010/wordprocessingGroup" xmlns:wpi="http://schemas.microsoft.com/office/word/2010/wordprocessingInk" xmlns:wne="http://schemas.microsoft.com/office/word/2006/wordml" xmlns:wps="http://schemas.microsoft.com/office/word/2010/wordprocessingShape" mc:Ignorable="w14 w15 w16se w16cid w16 w16cex w16sdtdh wp14">
   <w:abstractNum w:abstractNumId="0" w15:restartNumberingAfterBreak="0">
+    <w:nsid w:val="1B3B6470"/>
+    <w:multiLevelType w:val="multilevel"/>
+    <w:tmpl w:val="BD0271D6"/>
+    <w:lvl w:ilvl="0">
+      <w:start w:val="1"/>
+      <w:numFmt w:val="bullet"/>
+      <w:lvlText w:val=""/>
+      <w:lvlJc w:val="left"/>
+      <w:pPr>
+        <w:tabs>
+          <w:tab w:val="num" w:pos="720"/>
+        </w:tabs>
+        <w:ind w:left="720" w:hanging="360"/>
+      </w:pPr>
+      <w:rPr>
+        <w:rFonts w:ascii="Symbol" w:hAnsi="Symbol" w:hint="default"/>
+        <w:sz w:val="20"/>
+      </w:rPr>
+    </w:lvl>
+    <w:lvl w:ilvl="1" w:tentative="1">
+      <w:start w:val="1"/>
+      <w:numFmt w:val="bullet"/>
+      <w:lvlText w:val="o"/>
+      <w:lvlJc w:val="left"/>
+      <w:pPr>
+        <w:tabs>
+          <w:tab w:val="num" w:pos="1440"/>
+        </w:tabs>
+        <w:ind w:left="1440" w:hanging="360"/>
+      </w:pPr>
+      <w:rPr>
+        <w:rFonts w:ascii="Courier New" w:hAnsi="Courier New" w:hint="default"/>
+        <w:sz w:val="20"/>
+      </w:rPr>
+    </w:lvl>
+    <w:lvl w:ilvl="2" w:tentative="1">
+      <w:start w:val="1"/>
+      <w:numFmt w:val="bullet"/>
+      <w:lvlText w:val=""/>
+      <w:lvlJc w:val="left"/>
+      <w:pPr>
+        <w:tabs>
+          <w:tab w:val="num" w:pos="2160"/>
+        </w:tabs>
+        <w:ind w:left="2160" w:hanging="360"/>
+      </w:pPr>
+      <w:rPr>
+        <w:rFonts w:ascii="Wingdings" w:hAnsi="Wingdings" w:hint="default"/>
+        <w:sz w:val="20"/>
+      </w:rPr>
+    </w:lvl>
+    <w:lvl w:ilvl="3" w:tentative="1">
+      <w:start w:val="1"/>
+      <w:numFmt w:val="bullet"/>
+      <w:lvlText w:val=""/>
+      <w:lvlJc w:val="left"/>
+      <w:pPr>
+        <w:tabs>
+          <w:tab w:val="num" w:pos="2880"/>
+        </w:tabs>
+        <w:ind w:left="2880" w:hanging="360"/>
+      </w:pPr>
+      <w:rPr>
+        <w:rFonts w:ascii="Wingdings" w:hAnsi="Wingdings" w:hint="default"/>
+        <w:sz w:val="20"/>
+      </w:rPr>
+    </w:lvl>
+    <w:lvl w:ilvl="4" w:tentative="1">
+      <w:start w:val="1"/>
+      <w:numFmt w:val="bullet"/>
+      <w:lvlText w:val=""/>
+      <w:lvlJc w:val="left"/>
+      <w:pPr>
+        <w:tabs>
+          <w:tab w:val="num" w:pos="3600"/>
+        </w:tabs>
+        <w:ind w:left="3600" w:hanging="360"/>
+      </w:pPr>
+      <w:rPr>
+        <w:rFonts w:ascii="Wingdings" w:hAnsi="Wingdings" w:hint="default"/>
+        <w:sz w:val="20"/>
+      </w:rPr>
+    </w:lvl>
+    <w:lvl w:ilvl="5" w:tentative="1">
+      <w:start w:val="1"/>
+      <w:numFmt w:val="bullet"/>
+      <w:lvlText w:val=""/>
+      <w:lvlJc w:val="left"/>
+      <w:pPr>
+        <w:tabs>
+          <w:tab w:val="num" w:pos="4320"/>
+        </w:tabs>
+        <w:ind w:left="4320" w:hanging="360"/>
+      </w:pPr>
+      <w:rPr>
+        <w:rFonts w:ascii="Wingdings" w:hAnsi="Wingdings" w:hint="default"/>
+        <w:sz w:val="20"/>
+      </w:rPr>
+    </w:lvl>
+    <w:lvl w:ilvl="6" w:tentative="1">
+      <w:start w:val="1"/>
+      <w:numFmt w:val="bullet"/>
+      <w:lvlText w:val=""/>
+      <w:lvlJc w:val="left"/>
+      <w:pPr>
+        <w:tabs>
+          <w:tab w:val="num" w:pos="5040"/>
+        </w:tabs>
+        <w:ind w:left="5040" w:hanging="360"/>
+      </w:pPr>
+      <w:rPr>
+        <w:rFonts w:ascii="Wingdings" w:hAnsi="Wingdings" w:hint="default"/>
+        <w:sz w:val="20"/>
+      </w:rPr>
+    </w:lvl>
+    <w:lvl w:ilvl="7" w:tentative="1">
+      <w:start w:val="1"/>
+      <w:numFmt w:val="bullet"/>
+      <w:lvlText w:val=""/>
+      <w:lvlJc w:val="left"/>
+      <w:pPr>
+        <w:tabs>
+          <w:tab w:val="num" w:pos="5760"/>
+        </w:tabs>
+        <w:ind w:left="5760" w:hanging="360"/>
+      </w:pPr>
+      <w:rPr>
+        <w:rFonts w:ascii="Wingdings" w:hAnsi="Wingdings" w:hint="default"/>
+        <w:sz w:val="20"/>
+      </w:rPr>
+    </w:lvl>
+    <w:lvl w:ilvl="8" w:tentative="1">
+      <w:start w:val="1"/>
+      <w:numFmt w:val="bullet"/>
+      <w:lvlText w:val=""/>
+      <w:lvlJc w:val="left"/>
+      <w:pPr>
+        <w:tabs>
+          <w:tab w:val="num" w:pos="6480"/>
+        </w:tabs>
+        <w:ind w:left="6480" w:hanging="360"/>
+      </w:pPr>
+      <w:rPr>
+        <w:rFonts w:ascii="Wingdings" w:hAnsi="Wingdings" w:hint="default"/>
+        <w:sz w:val="20"/>
+      </w:rPr>
+    </w:lvl>
+  </w:abstractNum>
+  <w:abstractNum w:abstractNumId="1" w15:restartNumberingAfterBreak="0">
+    <w:nsid w:val="21F43D6A"/>
+    <w:multiLevelType w:val="multilevel"/>
+    <w:tmpl w:val="8266E9CC"/>
+    <w:lvl w:ilvl="0">
+      <w:start w:val="1"/>
+      <w:numFmt w:val="bullet"/>
+      <w:lvlText w:val=""/>
+      <w:lvlJc w:val="left"/>
+      <w:pPr>
+        <w:tabs>
+          <w:tab w:val="num" w:pos="720"/>
+        </w:tabs>
+        <w:ind w:left="720" w:hanging="360"/>
+      </w:pPr>
+      <w:rPr>
+        <w:rFonts w:ascii="Symbol" w:hAnsi="Symbol" w:hint="default"/>
+        <w:sz w:val="20"/>
+      </w:rPr>
+    </w:lvl>
+    <w:lvl w:ilvl="1" w:tentative="1">
+      <w:start w:val="1"/>
+      <w:numFmt w:val="bullet"/>
+      <w:lvlText w:val="o"/>
+      <w:lvlJc w:val="left"/>
+      <w:pPr>
+        <w:tabs>
+          <w:tab w:val="num" w:pos="1440"/>
+        </w:tabs>
+        <w:ind w:left="1440" w:hanging="360"/>
+      </w:pPr>
+      <w:rPr>
+        <w:rFonts w:ascii="Courier New" w:hAnsi="Courier New" w:hint="default"/>
+        <w:sz w:val="20"/>
+      </w:rPr>
+    </w:lvl>
+    <w:lvl w:ilvl="2" w:tentative="1">
+      <w:start w:val="1"/>
+      <w:numFmt w:val="bullet"/>
+      <w:lvlText w:val=""/>
+      <w:lvlJc w:val="left"/>
+      <w:pPr>
+        <w:tabs>
+          <w:tab w:val="num" w:pos="2160"/>
+        </w:tabs>
+        <w:ind w:left="2160" w:hanging="360"/>
+      </w:pPr>
+      <w:rPr>
+        <w:rFonts w:ascii="Wingdings" w:hAnsi="Wingdings" w:hint="default"/>
+        <w:sz w:val="20"/>
+      </w:rPr>
+    </w:lvl>
+    <w:lvl w:ilvl="3" w:tentative="1">
+      <w:start w:val="1"/>
+      <w:numFmt w:val="bullet"/>
+      <w:lvlText w:val=""/>
+      <w:lvlJc w:val="left"/>
+      <w:pPr>
+        <w:tabs>
+          <w:tab w:val="num" w:pos="2880"/>
+        </w:tabs>
+        <w:ind w:left="2880" w:hanging="360"/>
+      </w:pPr>
+      <w:rPr>
+        <w:rFonts w:ascii="Wingdings" w:hAnsi="Wingdings" w:hint="default"/>
+        <w:sz w:val="20"/>
+      </w:rPr>
+    </w:lvl>
+    <w:lvl w:ilvl="4" w:tentative="1">
+      <w:start w:val="1"/>
+      <w:numFmt w:val="bullet"/>
+      <w:lvlText w:val=""/>
+      <w:lvlJc w:val="left"/>
+      <w:pPr>
+        <w:tabs>
+          <w:tab w:val="num" w:pos="3600"/>
+        </w:tabs>
+        <w:ind w:left="3600" w:hanging="360"/>
+      </w:pPr>
+      <w:rPr>
+        <w:rFonts w:ascii="Wingdings" w:hAnsi="Wingdings" w:hint="default"/>
+        <w:sz w:val="20"/>
+      </w:rPr>
+    </w:lvl>
+    <w:lvl w:ilvl="5" w:tentative="1">
+      <w:start w:val="1"/>
+      <w:numFmt w:val="bullet"/>
+      <w:lvlText w:val=""/>
+      <w:lvlJc w:val="left"/>
+      <w:pPr>
+        <w:tabs>
+          <w:tab w:val="num" w:pos="4320"/>
+        </w:tabs>
+        <w:ind w:left="4320" w:hanging="360"/>
+      </w:pPr>
+      <w:rPr>
+        <w:rFonts w:ascii="Wingdings" w:hAnsi="Wingdings" w:hint="default"/>
+        <w:sz w:val="20"/>
+      </w:rPr>
+    </w:lvl>
+    <w:lvl w:ilvl="6" w:tentative="1">
+      <w:start w:val="1"/>
+      <w:numFmt w:val="bullet"/>
+      <w:lvlText w:val=""/>
+      <w:lvlJc w:val="left"/>
+      <w:pPr>
+        <w:tabs>
+          <w:tab w:val="num" w:pos="5040"/>
+        </w:tabs>
+        <w:ind w:left="5040" w:hanging="360"/>
+      </w:pPr>
+      <w:rPr>
+        <w:rFonts w:ascii="Wingdings" w:hAnsi="Wingdings" w:hint="default"/>
+        <w:sz w:val="20"/>
+      </w:rPr>
+    </w:lvl>
+    <w:lvl w:ilvl="7" w:tentative="1">
+      <w:start w:val="1"/>
+      <w:numFmt w:val="bullet"/>
+      <w:lvlText w:val=""/>
+      <w:lvlJc w:val="left"/>
+      <w:pPr>
+        <w:tabs>
+          <w:tab w:val="num" w:pos="5760"/>
+        </w:tabs>
+        <w:ind w:left="5760" w:hanging="360"/>
+      </w:pPr>
+      <w:rPr>
+        <w:rFonts w:ascii="Wingdings" w:hAnsi="Wingdings" w:hint="default"/>
+        <w:sz w:val="20"/>
+      </w:rPr>
+    </w:lvl>
+    <w:lvl w:ilvl="8" w:tentative="1">
+      <w:start w:val="1"/>
+      <w:numFmt w:val="bullet"/>
+      <w:lvlText w:val=""/>
+      <w:lvlJc w:val="left"/>
+      <w:pPr>
+        <w:tabs>
+          <w:tab w:val="num" w:pos="6480"/>
+        </w:tabs>
+        <w:ind w:left="6480" w:hanging="360"/>
+      </w:pPr>
+      <w:rPr>
+        <w:rFonts w:ascii="Wingdings" w:hAnsi="Wingdings" w:hint="default"/>
+        <w:sz w:val="20"/>
+      </w:rPr>
+    </w:lvl>
+  </w:abstractNum>
+  <w:abstractNum w:abstractNumId="2" w15:restartNumberingAfterBreak="0">
+    <w:nsid w:val="49F570D4"/>
+    <w:multiLevelType w:val="multilevel"/>
+    <w:tmpl w:val="6F8CC3F4"/>
+    <w:lvl w:ilvl="0">
+      <w:start w:val="1"/>
+      <w:numFmt w:val="bullet"/>
+      <w:lvlText w:val=""/>
+      <w:lvlJc w:val="left"/>
+      <w:pPr>
+        <w:tabs>
+          <w:tab w:val="num" w:pos="720"/>
+        </w:tabs>
+        <w:ind w:left="720" w:hanging="360"/>
+      </w:pPr>
+      <w:rPr>
+        <w:rFonts w:ascii="Symbol" w:hAnsi="Symbol" w:hint="default"/>
+        <w:sz w:val="20"/>
+      </w:rPr>
+    </w:lvl>
+    <w:lvl w:ilvl="1">
+      <w:start w:val="1"/>
+      <w:numFmt w:val="bullet"/>
+      <w:lvlText w:val="o"/>
+      <w:lvlJc w:val="left"/>
+      <w:pPr>
+        <w:tabs>
+          <w:tab w:val="num" w:pos="1440"/>
+        </w:tabs>
+        <w:ind w:left="1440" w:hanging="360"/>
+      </w:pPr>
+      <w:rPr>
+        <w:rFonts w:ascii="Courier New" w:hAnsi="Courier New" w:hint="default"/>
+        <w:sz w:val="20"/>
+      </w:rPr>
+    </w:lvl>
+    <w:lvl w:ilvl="2" w:tentative="1">
+      <w:start w:val="1"/>
+      <w:numFmt w:val="bullet"/>
+      <w:lvlText w:val=""/>
+      <w:lvlJc w:val="left"/>
+      <w:pPr>
+        <w:tabs>
+          <w:tab w:val="num" w:pos="2160"/>
+        </w:tabs>
+        <w:ind w:left="2160" w:hanging="360"/>
+      </w:pPr>
+      <w:rPr>
+        <w:rFonts w:ascii="Wingdings" w:hAnsi="Wingdings" w:hint="default"/>
+        <w:sz w:val="20"/>
+      </w:rPr>
+    </w:lvl>
+    <w:lvl w:ilvl="3" w:tentative="1">
+      <w:start w:val="1"/>
+      <w:numFmt w:val="bullet"/>
+      <w:lvlText w:val=""/>
+      <w:lvlJc w:val="left"/>
+      <w:pPr>
+        <w:tabs>
+          <w:tab w:val="num" w:pos="2880"/>
+        </w:tabs>
+        <w:ind w:left="2880" w:hanging="360"/>
+      </w:pPr>
+      <w:rPr>
+        <w:rFonts w:ascii="Wingdings" w:hAnsi="Wingdings" w:hint="default"/>
+        <w:sz w:val="20"/>
+      </w:rPr>
+    </w:lvl>
+    <w:lvl w:ilvl="4" w:tentative="1">
+      <w:start w:val="1"/>
+      <w:numFmt w:val="bullet"/>
+      <w:lvlText w:val=""/>
+      <w:lvlJc w:val="left"/>
+      <w:pPr>
+        <w:tabs>
+          <w:tab w:val="num" w:pos="3600"/>
+        </w:tabs>
+        <w:ind w:left="3600" w:hanging="360"/>
+      </w:pPr>
+      <w:rPr>
+        <w:rFonts w:ascii="Wingdings" w:hAnsi="Wingdings" w:hint="default"/>
+        <w:sz w:val="20"/>
+      </w:rPr>
+    </w:lvl>
+    <w:lvl w:ilvl="5" w:tentative="1">
+      <w:start w:val="1"/>
+      <w:numFmt w:val="bullet"/>
+      <w:lvlText w:val=""/>
+      <w:lvlJc w:val="left"/>
+      <w:pPr>
+        <w:tabs>
+          <w:tab w:val="num" w:pos="4320"/>
+        </w:tabs>
+        <w:ind w:left="4320" w:hanging="360"/>
+      </w:pPr>
+      <w:rPr>
+        <w:rFonts w:ascii="Wingdings" w:hAnsi="Wingdings" w:hint="default"/>
+        <w:sz w:val="20"/>
+      </w:rPr>
+    </w:lvl>
+    <w:lvl w:ilvl="6" w:tentative="1">
+      <w:start w:val="1"/>
+      <w:numFmt w:val="bullet"/>
+      <w:lvlText w:val=""/>
+      <w:lvlJc w:val="left"/>
+      <w:pPr>
+        <w:tabs>
+          <w:tab w:val="num" w:pos="5040"/>
+        </w:tabs>
+        <w:ind w:left="5040" w:hanging="360"/>
+      </w:pPr>
+      <w:rPr>
+        <w:rFonts w:ascii="Wingdings" w:hAnsi="Wingdings" w:hint="default"/>
+        <w:sz w:val="20"/>
+      </w:rPr>
+    </w:lvl>
+    <w:lvl w:ilvl="7" w:tentative="1">
+      <w:start w:val="1"/>
+      <w:numFmt w:val="bullet"/>
+      <w:lvlText w:val=""/>
+      <w:lvlJc w:val="left"/>
+      <w:pPr>
+        <w:tabs>
+          <w:tab w:val="num" w:pos="5760"/>
+        </w:tabs>
+        <w:ind w:left="5760" w:hanging="360"/>
+      </w:pPr>
+      <w:rPr>
+        <w:rFonts w:ascii="Wingdings" w:hAnsi="Wingdings" w:hint="default"/>
+        <w:sz w:val="20"/>
+      </w:rPr>
+    </w:lvl>
+    <w:lvl w:ilvl="8" w:tentative="1">
+      <w:start w:val="1"/>
+      <w:numFmt w:val="bullet"/>
+      <w:lvlText w:val=""/>
+      <w:lvlJc w:val="left"/>
+      <w:pPr>
+        <w:tabs>
+          <w:tab w:val="num" w:pos="6480"/>
+        </w:tabs>
+        <w:ind w:left="6480" w:hanging="360"/>
+      </w:pPr>
+      <w:rPr>
+        <w:rFonts w:ascii="Wingdings" w:hAnsi="Wingdings" w:hint="default"/>
+        <w:sz w:val="20"/>
+      </w:rPr>
+    </w:lvl>
+  </w:abstractNum>
+  <w:abstractNum w:abstractNumId="3" w15:restartNumberingAfterBreak="0">
+    <w:nsid w:val="5426737B"/>
+    <w:multiLevelType w:val="multilevel"/>
+    <w:tmpl w:val="FC64259C"/>
+    <w:lvl w:ilvl="0">
+      <w:start w:val="1"/>
+      <w:numFmt w:val="bullet"/>
+      <w:lvlText w:val=""/>
+      <w:lvlJc w:val="left"/>
+      <w:pPr>
+        <w:tabs>
+          <w:tab w:val="num" w:pos="720"/>
+        </w:tabs>
+        <w:ind w:left="720" w:hanging="360"/>
+      </w:pPr>
+      <w:rPr>
+        <w:rFonts w:ascii="Symbol" w:hAnsi="Symbol" w:hint="default"/>
+        <w:sz w:val="20"/>
+      </w:rPr>
+    </w:lvl>
+    <w:lvl w:ilvl="1" w:tentative="1">
+      <w:start w:val="1"/>
+      <w:numFmt w:val="bullet"/>
+      <w:lvlText w:val="o"/>
+      <w:lvlJc w:val="left"/>
+      <w:pPr>
+        <w:tabs>
+          <w:tab w:val="num" w:pos="1440"/>
+        </w:tabs>
+        <w:ind w:left="1440" w:hanging="360"/>
+      </w:pPr>
+      <w:rPr>
+        <w:rFonts w:ascii="Courier New" w:hAnsi="Courier New" w:hint="default"/>
+        <w:sz w:val="20"/>
+      </w:rPr>
+    </w:lvl>
+    <w:lvl w:ilvl="2" w:tentative="1">
+      <w:start w:val="1"/>
+      <w:numFmt w:val="bullet"/>
+      <w:lvlText w:val=""/>
+      <w:lvlJc w:val="left"/>
+      <w:pPr>
+        <w:tabs>
+          <w:tab w:val="num" w:pos="2160"/>
+        </w:tabs>
+        <w:ind w:left="2160" w:hanging="360"/>
+      </w:pPr>
+      <w:rPr>
+        <w:rFonts w:ascii="Wingdings" w:hAnsi="Wingdings" w:hint="default"/>
+        <w:sz w:val="20"/>
+      </w:rPr>
+    </w:lvl>
+    <w:lvl w:ilvl="3" w:tentative="1">
+      <w:start w:val="1"/>
+      <w:numFmt w:val="bullet"/>
+      <w:lvlText w:val=""/>
+      <w:lvlJc w:val="left"/>
+      <w:pPr>
+        <w:tabs>
+          <w:tab w:val="num" w:pos="2880"/>
+        </w:tabs>
+        <w:ind w:left="2880" w:hanging="360"/>
+      </w:pPr>
+      <w:rPr>
+        <w:rFonts w:ascii="Wingdings" w:hAnsi="Wingdings" w:hint="default"/>
+        <w:sz w:val="20"/>
+      </w:rPr>
+    </w:lvl>
+    <w:lvl w:ilvl="4" w:tentative="1">
+      <w:start w:val="1"/>
+      <w:numFmt w:val="bullet"/>
+      <w:lvlText w:val=""/>
+      <w:lvlJc w:val="left"/>
+      <w:pPr>
+        <w:tabs>
+          <w:tab w:val="num" w:pos="3600"/>
+        </w:tabs>
+        <w:ind w:left="3600" w:hanging="360"/>
+      </w:pPr>
+      <w:rPr>
+        <w:rFonts w:ascii="Wingdings" w:hAnsi="Wingdings" w:hint="default"/>
+        <w:sz w:val="20"/>
+      </w:rPr>
+    </w:lvl>
+    <w:lvl w:ilvl="5" w:tentative="1">
+      <w:start w:val="1"/>
+      <w:numFmt w:val="bullet"/>
+      <w:lvlText w:val=""/>
+      <w:lvlJc w:val="left"/>
+      <w:pPr>
+        <w:tabs>
+          <w:tab w:val="num" w:pos="4320"/>
+        </w:tabs>
+        <w:ind w:left="4320" w:hanging="360"/>
+      </w:pPr>
+      <w:rPr>
+        <w:rFonts w:ascii="Wingdings" w:hAnsi="Wingdings" w:hint="default"/>
+        <w:sz w:val="20"/>
+      </w:rPr>
+    </w:lvl>
+    <w:lvl w:ilvl="6" w:tentative="1">
+      <w:start w:val="1"/>
+      <w:numFmt w:val="bullet"/>
+      <w:lvlText w:val=""/>
+      <w:lvlJc w:val="left"/>
+      <w:pPr>
+        <w:tabs>
+          <w:tab w:val="num" w:pos="5040"/>
+        </w:tabs>
+        <w:ind w:left="5040" w:hanging="360"/>
+      </w:pPr>
+      <w:rPr>
+        <w:rFonts w:ascii="Wingdings" w:hAnsi="Wingdings" w:hint="default"/>
+        <w:sz w:val="20"/>
+      </w:rPr>
+    </w:lvl>
+    <w:lvl w:ilvl="7" w:tentative="1">
+      <w:start w:val="1"/>
+      <w:numFmt w:val="bullet"/>
+      <w:lvlText w:val=""/>
+      <w:lvlJc w:val="left"/>
+      <w:pPr>
+        <w:tabs>
+          <w:tab w:val="num" w:pos="5760"/>
+        </w:tabs>
+        <w:ind w:left="5760" w:hanging="360"/>
+      </w:pPr>
+      <w:rPr>
+        <w:rFonts w:ascii="Wingdings" w:hAnsi="Wingdings" w:hint="default"/>
+        <w:sz w:val="20"/>
+      </w:rPr>
+    </w:lvl>
+    <w:lvl w:ilvl="8" w:tentative="1">
+      <w:start w:val="1"/>
+      <w:numFmt w:val="bullet"/>
+      <w:lvlText w:val=""/>
+      <w:lvlJc w:val="left"/>
+      <w:pPr>
+        <w:tabs>
+          <w:tab w:val="num" w:pos="6480"/>
+        </w:tabs>
+        <w:ind w:left="6480" w:hanging="360"/>
+      </w:pPr>
+      <w:rPr>
+        <w:rFonts w:ascii="Wingdings" w:hAnsi="Wingdings" w:hint="default"/>
+        <w:sz w:val="20"/>
+      </w:rPr>
+    </w:lvl>
+  </w:abstractNum>
+  <w:abstractNum w:abstractNumId="4" w15:restartNumberingAfterBreak="0">
+    <w:nsid w:val="55F97339"/>
+    <w:multiLevelType w:val="multilevel"/>
+    <w:tmpl w:val="42F05948"/>
+    <w:lvl w:ilvl="0">
+      <w:start w:val="1"/>
+      <w:numFmt w:val="bullet"/>
+      <w:lvlText w:val=""/>
+      <w:lvlJc w:val="left"/>
+      <w:pPr>
+        <w:tabs>
+          <w:tab w:val="num" w:pos="720"/>
+        </w:tabs>
+        <w:ind w:left="720" w:hanging="360"/>
+      </w:pPr>
+      <w:rPr>
+        <w:rFonts w:ascii="Symbol" w:hAnsi="Symbol" w:hint="default"/>
+        <w:sz w:val="20"/>
+      </w:rPr>
+    </w:lvl>
+    <w:lvl w:ilvl="1" w:tentative="1">
+      <w:start w:val="1"/>
+      <w:numFmt w:val="bullet"/>
+      <w:lvlText w:val="o"/>
+      <w:lvlJc w:val="left"/>
+      <w:pPr>
+        <w:tabs>
+          <w:tab w:val="num" w:pos="1440"/>
+        </w:tabs>
+        <w:ind w:left="1440" w:hanging="360"/>
+      </w:pPr>
+      <w:rPr>
+        <w:rFonts w:ascii="Courier New" w:hAnsi="Courier New" w:hint="default"/>
+        <w:sz w:val="20"/>
+      </w:rPr>
+    </w:lvl>
+    <w:lvl w:ilvl="2" w:tentative="1">
+      <w:start w:val="1"/>
+      <w:numFmt w:val="bullet"/>
+      <w:lvlText w:val=""/>
+      <w:lvlJc w:val="left"/>
+      <w:pPr>
+        <w:tabs>
+          <w:tab w:val="num" w:pos="2160"/>
+        </w:tabs>
+        <w:ind w:left="2160" w:hanging="360"/>
+      </w:pPr>
+      <w:rPr>
+        <w:rFonts w:ascii="Wingdings" w:hAnsi="Wingdings" w:hint="default"/>
+        <w:sz w:val="20"/>
+      </w:rPr>
+    </w:lvl>
+    <w:lvl w:ilvl="3" w:tentative="1">
+      <w:start w:val="1"/>
+      <w:numFmt w:val="bullet"/>
+      <w:lvlText w:val=""/>
+      <w:lvlJc w:val="left"/>
+      <w:pPr>
+        <w:tabs>
+          <w:tab w:val="num" w:pos="2880"/>
+        </w:tabs>
+        <w:ind w:left="2880" w:hanging="360"/>
+      </w:pPr>
+      <w:rPr>
+        <w:rFonts w:ascii="Wingdings" w:hAnsi="Wingdings" w:hint="default"/>
+        <w:sz w:val="20"/>
+      </w:rPr>
+    </w:lvl>
+    <w:lvl w:ilvl="4" w:tentative="1">
+      <w:start w:val="1"/>
+      <w:numFmt w:val="bullet"/>
+      <w:lvlText w:val=""/>
+      <w:lvlJc w:val="left"/>
+      <w:pPr>
+        <w:tabs>
+          <w:tab w:val="num" w:pos="3600"/>
+        </w:tabs>
+        <w:ind w:left="3600" w:hanging="360"/>
+      </w:pPr>
+      <w:rPr>
+        <w:rFonts w:ascii="Wingdings" w:hAnsi="Wingdings" w:hint="default"/>
+        <w:sz w:val="20"/>
+      </w:rPr>
+    </w:lvl>
+    <w:lvl w:ilvl="5" w:tentative="1">
+      <w:start w:val="1"/>
+      <w:numFmt w:val="bullet"/>
+      <w:lvlText w:val=""/>
+      <w:lvlJc w:val="left"/>
+      <w:pPr>
+        <w:tabs>
+          <w:tab w:val="num" w:pos="4320"/>
+        </w:tabs>
+        <w:ind w:left="4320" w:hanging="360"/>
+      </w:pPr>
+      <w:rPr>
+        <w:rFonts w:ascii="Wingdings" w:hAnsi="Wingdings" w:hint="default"/>
+        <w:sz w:val="20"/>
+      </w:rPr>
+    </w:lvl>
+    <w:lvl w:ilvl="6" w:tentative="1">
+      <w:start w:val="1"/>
+      <w:numFmt w:val="bullet"/>
+      <w:lvlText w:val=""/>
+      <w:lvlJc w:val="left"/>
+      <w:pPr>
+        <w:tabs>
+          <w:tab w:val="num" w:pos="5040"/>
+        </w:tabs>
+        <w:ind w:left="5040" w:hanging="360"/>
+      </w:pPr>
+      <w:rPr>
+        <w:rFonts w:ascii="Wingdings" w:hAnsi="Wingdings" w:hint="default"/>
+        <w:sz w:val="20"/>
+      </w:rPr>
+    </w:lvl>
+    <w:lvl w:ilvl="7" w:tentative="1">
+      <w:start w:val="1"/>
+      <w:numFmt w:val="bullet"/>
+      <w:lvlText w:val=""/>
+      <w:lvlJc w:val="left"/>
+      <w:pPr>
+        <w:tabs>
+          <w:tab w:val="num" w:pos="5760"/>
+        </w:tabs>
+        <w:ind w:left="5760" w:hanging="360"/>
+      </w:pPr>
+      <w:rPr>
+        <w:rFonts w:ascii="Wingdings" w:hAnsi="Wingdings" w:hint="default"/>
+        <w:sz w:val="20"/>
+      </w:rPr>
+    </w:lvl>
+    <w:lvl w:ilvl="8" w:tentative="1">
+      <w:start w:val="1"/>
+      <w:numFmt w:val="bullet"/>
+      <w:lvlText w:val=""/>
+      <w:lvlJc w:val="left"/>
+      <w:pPr>
+        <w:tabs>
+          <w:tab w:val="num" w:pos="6480"/>
+        </w:tabs>
+        <w:ind w:left="6480" w:hanging="360"/>
+      </w:pPr>
+      <w:rPr>
+        <w:rFonts w:ascii="Wingdings" w:hAnsi="Wingdings" w:hint="default"/>
+        <w:sz w:val="20"/>
+      </w:rPr>
+    </w:lvl>
+  </w:abstractNum>
+  <w:abstractNum w:abstractNumId="5" w15:restartNumberingAfterBreak="0">
     <w:nsid w:val="57B208D2"/>
     <w:multiLevelType w:val="hybridMultilevel"/>
     <w:tmpl w:val="45EAAB78"/>
@@ -749,7 +4515,305 @@
       </w:rPr>
     </w:lvl>
   </w:abstractNum>
-  <w:abstractNum w:abstractNumId="1" w15:restartNumberingAfterBreak="0">
+  <w:abstractNum w:abstractNumId="6" w15:restartNumberingAfterBreak="0">
+    <w:nsid w:val="5BD12C25"/>
+    <w:multiLevelType w:val="multilevel"/>
+    <w:tmpl w:val="853E2B4E"/>
+    <w:lvl w:ilvl="0">
+      <w:start w:val="1"/>
+      <w:numFmt w:val="bullet"/>
+      <w:lvlText w:val=""/>
+      <w:lvlJc w:val="left"/>
+      <w:pPr>
+        <w:tabs>
+          <w:tab w:val="num" w:pos="720"/>
+        </w:tabs>
+        <w:ind w:left="720" w:hanging="360"/>
+      </w:pPr>
+      <w:rPr>
+        <w:rFonts w:ascii="Symbol" w:hAnsi="Symbol" w:hint="default"/>
+        <w:sz w:val="20"/>
+      </w:rPr>
+    </w:lvl>
+    <w:lvl w:ilvl="1" w:tentative="1">
+      <w:start w:val="1"/>
+      <w:numFmt w:val="bullet"/>
+      <w:lvlText w:val="o"/>
+      <w:lvlJc w:val="left"/>
+      <w:pPr>
+        <w:tabs>
+          <w:tab w:val="num" w:pos="1440"/>
+        </w:tabs>
+        <w:ind w:left="1440" w:hanging="360"/>
+      </w:pPr>
+      <w:rPr>
+        <w:rFonts w:ascii="Courier New" w:hAnsi="Courier New" w:hint="default"/>
+        <w:sz w:val="20"/>
+      </w:rPr>
+    </w:lvl>
+    <w:lvl w:ilvl="2" w:tentative="1">
+      <w:start w:val="1"/>
+      <w:numFmt w:val="bullet"/>
+      <w:lvlText w:val=""/>
+      <w:lvlJc w:val="left"/>
+      <w:pPr>
+        <w:tabs>
+          <w:tab w:val="num" w:pos="2160"/>
+        </w:tabs>
+        <w:ind w:left="2160" w:hanging="360"/>
+      </w:pPr>
+      <w:rPr>
+        <w:rFonts w:ascii="Wingdings" w:hAnsi="Wingdings" w:hint="default"/>
+        <w:sz w:val="20"/>
+      </w:rPr>
+    </w:lvl>
+    <w:lvl w:ilvl="3" w:tentative="1">
+      <w:start w:val="1"/>
+      <w:numFmt w:val="bullet"/>
+      <w:lvlText w:val=""/>
+      <w:lvlJc w:val="left"/>
+      <w:pPr>
+        <w:tabs>
+          <w:tab w:val="num" w:pos="2880"/>
+        </w:tabs>
+        <w:ind w:left="2880" w:hanging="360"/>
+      </w:pPr>
+      <w:rPr>
+        <w:rFonts w:ascii="Wingdings" w:hAnsi="Wingdings" w:hint="default"/>
+        <w:sz w:val="20"/>
+      </w:rPr>
+    </w:lvl>
+    <w:lvl w:ilvl="4" w:tentative="1">
+      <w:start w:val="1"/>
+      <w:numFmt w:val="bullet"/>
+      <w:lvlText w:val=""/>
+      <w:lvlJc w:val="left"/>
+      <w:pPr>
+        <w:tabs>
+          <w:tab w:val="num" w:pos="3600"/>
+        </w:tabs>
+        <w:ind w:left="3600" w:hanging="360"/>
+      </w:pPr>
+      <w:rPr>
+        <w:rFonts w:ascii="Wingdings" w:hAnsi="Wingdings" w:hint="default"/>
+        <w:sz w:val="20"/>
+      </w:rPr>
+    </w:lvl>
+    <w:lvl w:ilvl="5" w:tentative="1">
+      <w:start w:val="1"/>
+      <w:numFmt w:val="bullet"/>
+      <w:lvlText w:val=""/>
+      <w:lvlJc w:val="left"/>
+      <w:pPr>
+        <w:tabs>
+          <w:tab w:val="num" w:pos="4320"/>
+        </w:tabs>
+        <w:ind w:left="4320" w:hanging="360"/>
+      </w:pPr>
+      <w:rPr>
+        <w:rFonts w:ascii="Wingdings" w:hAnsi="Wingdings" w:hint="default"/>
+        <w:sz w:val="20"/>
+      </w:rPr>
+    </w:lvl>
+    <w:lvl w:ilvl="6" w:tentative="1">
+      <w:start w:val="1"/>
+      <w:numFmt w:val="bullet"/>
+      <w:lvlText w:val=""/>
+      <w:lvlJc w:val="left"/>
+      <w:pPr>
+        <w:tabs>
+          <w:tab w:val="num" w:pos="5040"/>
+        </w:tabs>
+        <w:ind w:left="5040" w:hanging="360"/>
+      </w:pPr>
+      <w:rPr>
+        <w:rFonts w:ascii="Wingdings" w:hAnsi="Wingdings" w:hint="default"/>
+        <w:sz w:val="20"/>
+      </w:rPr>
+    </w:lvl>
+    <w:lvl w:ilvl="7" w:tentative="1">
+      <w:start w:val="1"/>
+      <w:numFmt w:val="bullet"/>
+      <w:lvlText w:val=""/>
+      <w:lvlJc w:val="left"/>
+      <w:pPr>
+        <w:tabs>
+          <w:tab w:val="num" w:pos="5760"/>
+        </w:tabs>
+        <w:ind w:left="5760" w:hanging="360"/>
+      </w:pPr>
+      <w:rPr>
+        <w:rFonts w:ascii="Wingdings" w:hAnsi="Wingdings" w:hint="default"/>
+        <w:sz w:val="20"/>
+      </w:rPr>
+    </w:lvl>
+    <w:lvl w:ilvl="8" w:tentative="1">
+      <w:start w:val="1"/>
+      <w:numFmt w:val="bullet"/>
+      <w:lvlText w:val=""/>
+      <w:lvlJc w:val="left"/>
+      <w:pPr>
+        <w:tabs>
+          <w:tab w:val="num" w:pos="6480"/>
+        </w:tabs>
+        <w:ind w:left="6480" w:hanging="360"/>
+      </w:pPr>
+      <w:rPr>
+        <w:rFonts w:ascii="Wingdings" w:hAnsi="Wingdings" w:hint="default"/>
+        <w:sz w:val="20"/>
+      </w:rPr>
+    </w:lvl>
+  </w:abstractNum>
+  <w:abstractNum w:abstractNumId="7" w15:restartNumberingAfterBreak="0">
+    <w:nsid w:val="5C3774EF"/>
+    <w:multiLevelType w:val="multilevel"/>
+    <w:tmpl w:val="723847BA"/>
+    <w:lvl w:ilvl="0">
+      <w:start w:val="1"/>
+      <w:numFmt w:val="bullet"/>
+      <w:lvlText w:val=""/>
+      <w:lvlJc w:val="left"/>
+      <w:pPr>
+        <w:tabs>
+          <w:tab w:val="num" w:pos="720"/>
+        </w:tabs>
+        <w:ind w:left="720" w:hanging="360"/>
+      </w:pPr>
+      <w:rPr>
+        <w:rFonts w:ascii="Symbol" w:hAnsi="Symbol" w:hint="default"/>
+        <w:sz w:val="20"/>
+      </w:rPr>
+    </w:lvl>
+    <w:lvl w:ilvl="1" w:tentative="1">
+      <w:start w:val="1"/>
+      <w:numFmt w:val="bullet"/>
+      <w:lvlText w:val="o"/>
+      <w:lvlJc w:val="left"/>
+      <w:pPr>
+        <w:tabs>
+          <w:tab w:val="num" w:pos="1440"/>
+        </w:tabs>
+        <w:ind w:left="1440" w:hanging="360"/>
+      </w:pPr>
+      <w:rPr>
+        <w:rFonts w:ascii="Courier New" w:hAnsi="Courier New" w:hint="default"/>
+        <w:sz w:val="20"/>
+      </w:rPr>
+    </w:lvl>
+    <w:lvl w:ilvl="2" w:tentative="1">
+      <w:start w:val="1"/>
+      <w:numFmt w:val="bullet"/>
+      <w:lvlText w:val=""/>
+      <w:lvlJc w:val="left"/>
+      <w:pPr>
+        <w:tabs>
+          <w:tab w:val="num" w:pos="2160"/>
+        </w:tabs>
+        <w:ind w:left="2160" w:hanging="360"/>
+      </w:pPr>
+      <w:rPr>
+        <w:rFonts w:ascii="Wingdings" w:hAnsi="Wingdings" w:hint="default"/>
+        <w:sz w:val="20"/>
+      </w:rPr>
+    </w:lvl>
+    <w:lvl w:ilvl="3" w:tentative="1">
+      <w:start w:val="1"/>
+      <w:numFmt w:val="bullet"/>
+      <w:lvlText w:val=""/>
+      <w:lvlJc w:val="left"/>
+      <w:pPr>
+        <w:tabs>
+          <w:tab w:val="num" w:pos="2880"/>
+        </w:tabs>
+        <w:ind w:left="2880" w:hanging="360"/>
+      </w:pPr>
+      <w:rPr>
+        <w:rFonts w:ascii="Wingdings" w:hAnsi="Wingdings" w:hint="default"/>
+        <w:sz w:val="20"/>
+      </w:rPr>
+    </w:lvl>
+    <w:lvl w:ilvl="4" w:tentative="1">
+      <w:start w:val="1"/>
+      <w:numFmt w:val="bullet"/>
+      <w:lvlText w:val=""/>
+      <w:lvlJc w:val="left"/>
+      <w:pPr>
+        <w:tabs>
+          <w:tab w:val="num" w:pos="3600"/>
+        </w:tabs>
+        <w:ind w:left="3600" w:hanging="360"/>
+      </w:pPr>
+      <w:rPr>
+        <w:rFonts w:ascii="Wingdings" w:hAnsi="Wingdings" w:hint="default"/>
+        <w:sz w:val="20"/>
+      </w:rPr>
+    </w:lvl>
+    <w:lvl w:ilvl="5" w:tentative="1">
+      <w:start w:val="1"/>
+      <w:numFmt w:val="bullet"/>
+      <w:lvlText w:val=""/>
+      <w:lvlJc w:val="left"/>
+      <w:pPr>
+        <w:tabs>
+          <w:tab w:val="num" w:pos="4320"/>
+        </w:tabs>
+        <w:ind w:left="4320" w:hanging="360"/>
+      </w:pPr>
+      <w:rPr>
+        <w:rFonts w:ascii="Wingdings" w:hAnsi="Wingdings" w:hint="default"/>
+        <w:sz w:val="20"/>
+      </w:rPr>
+    </w:lvl>
+    <w:lvl w:ilvl="6" w:tentative="1">
+      <w:start w:val="1"/>
+      <w:numFmt w:val="bullet"/>
+      <w:lvlText w:val=""/>
+      <w:lvlJc w:val="left"/>
+      <w:pPr>
+        <w:tabs>
+          <w:tab w:val="num" w:pos="5040"/>
+        </w:tabs>
+        <w:ind w:left="5040" w:hanging="360"/>
+      </w:pPr>
+      <w:rPr>
+        <w:rFonts w:ascii="Wingdings" w:hAnsi="Wingdings" w:hint="default"/>
+        <w:sz w:val="20"/>
+      </w:rPr>
+    </w:lvl>
+    <w:lvl w:ilvl="7" w:tentative="1">
+      <w:start w:val="1"/>
+      <w:numFmt w:val="bullet"/>
+      <w:lvlText w:val=""/>
+      <w:lvlJc w:val="left"/>
+      <w:pPr>
+        <w:tabs>
+          <w:tab w:val="num" w:pos="5760"/>
+        </w:tabs>
+        <w:ind w:left="5760" w:hanging="360"/>
+      </w:pPr>
+      <w:rPr>
+        <w:rFonts w:ascii="Wingdings" w:hAnsi="Wingdings" w:hint="default"/>
+        <w:sz w:val="20"/>
+      </w:rPr>
+    </w:lvl>
+    <w:lvl w:ilvl="8" w:tentative="1">
+      <w:start w:val="1"/>
+      <w:numFmt w:val="bullet"/>
+      <w:lvlText w:val=""/>
+      <w:lvlJc w:val="left"/>
+      <w:pPr>
+        <w:tabs>
+          <w:tab w:val="num" w:pos="6480"/>
+        </w:tabs>
+        <w:ind w:left="6480" w:hanging="360"/>
+      </w:pPr>
+      <w:rPr>
+        <w:rFonts w:ascii="Wingdings" w:hAnsi="Wingdings" w:hint="default"/>
+        <w:sz w:val="20"/>
+      </w:rPr>
+    </w:lvl>
+  </w:abstractNum>
+  <w:abstractNum w:abstractNumId="8" w15:restartNumberingAfterBreak="0">
     <w:nsid w:val="7AF84672"/>
     <w:multiLevelType w:val="hybridMultilevel"/>
     <w:tmpl w:val="A4447578"/>
@@ -836,7 +4900,7 @@
     </w:lvl>
   </w:abstractNum>
   <w:num w:numId="1">
-    <w:abstractNumId w:val="1"/>
+    <w:abstractNumId w:val="8"/>
     <w:lvlOverride w:ilvl="0">
       <w:startOverride w:val="1"/>
     </w:lvlOverride>
@@ -866,7 +4930,28 @@
     </w:lvlOverride>
   </w:num>
   <w:num w:numId="2">
+    <w:abstractNumId w:val="5"/>
+  </w:num>
+  <w:num w:numId="3">
+    <w:abstractNumId w:val="2"/>
+  </w:num>
+  <w:num w:numId="4">
+    <w:abstractNumId w:val="3"/>
+  </w:num>
+  <w:num w:numId="5">
+    <w:abstractNumId w:val="1"/>
+  </w:num>
+  <w:num w:numId="6">
+    <w:abstractNumId w:val="7"/>
+  </w:num>
+  <w:num w:numId="7">
     <w:abstractNumId w:val="0"/>
+  </w:num>
+  <w:num w:numId="8">
+    <w:abstractNumId w:val="4"/>
+  </w:num>
+  <w:num w:numId="9">
+    <w:abstractNumId w:val="6"/>
   </w:num>
 </w:numbering>
 </file>
